--- a/WebContent/docx/泛实体瘤化疗33基因+PDL1检测报告-三峡.docx
+++ b/WebContent/docx/泛实体瘤化疗33基因+PDL1检测报告-三峡.docx
@@ -2148,9 +2148,9 @@
           <w:shd w:val="clear" w:color="auto" w:fill="17365D"/>
         </w:rPr>
       </w:pPr>
-      <w:bookmarkStart w:id="0" w:name="_Toc527112379"/>
+      <w:bookmarkStart w:id="0" w:name="_Toc534637492"/>
       <w:bookmarkStart w:id="1" w:name="_Toc526855031"/>
-      <w:bookmarkStart w:id="2" w:name="_Toc534637492"/>
+      <w:bookmarkStart w:id="2" w:name="_Toc527112379"/>
       <w:r>
         <w:rPr>
           <w:rFonts w:hint="eastAsia" w:ascii="微软雅黑" w:hAnsi="微软雅黑" w:eastAsia="微软雅黑" w:cs="微软雅黑"/>
@@ -2808,6 +2808,166 @@
         <w:t>”。</w:t>
       </w:r>
     </w:p>
+    <w:tbl>
+      <w:tblPr>
+        <w:tblStyle w:val="20"/>
+        <w:tblpPr w:leftFromText="181" w:rightFromText="181" w:horzAnchor="page" w:tblpXSpec="center" w:tblpYSpec="bottom"/>
+        <w:tblOverlap w:val="never"/>
+        <w:tblW w:w="0" w:type="auto"/>
+        <w:jc w:val="center"/>
+        <w:tblBorders>
+          <w:top w:val="none" w:color="auto" w:sz="0" w:space="0"/>
+          <w:left w:val="none" w:color="auto" w:sz="0" w:space="0"/>
+          <w:bottom w:val="none" w:color="auto" w:sz="0" w:space="0"/>
+          <w:right w:val="none" w:color="auto" w:sz="0" w:space="0"/>
+          <w:insideH w:val="none" w:color="auto" w:sz="0" w:space="0"/>
+          <w:insideV w:val="none" w:color="auto" w:sz="0" w:space="0"/>
+        </w:tblBorders>
+        <w:tblLayout w:type="autofit"/>
+        <w:tblCellMar>
+          <w:top w:w="0" w:type="dxa"/>
+          <w:left w:w="108" w:type="dxa"/>
+          <w:bottom w:w="0" w:type="dxa"/>
+          <w:right w:w="108" w:type="dxa"/>
+        </w:tblCellMar>
+      </w:tblPr>
+      <w:tblGrid>
+        <w:gridCol w:w="3370"/>
+        <w:gridCol w:w="2958"/>
+        <w:gridCol w:w="2962"/>
+      </w:tblGrid>
+      <w:tr>
+        <w:tblPrEx>
+          <w:tblBorders>
+            <w:top w:val="none" w:color="auto" w:sz="0" w:space="0"/>
+            <w:left w:val="none" w:color="auto" w:sz="0" w:space="0"/>
+            <w:bottom w:val="none" w:color="auto" w:sz="0" w:space="0"/>
+            <w:right w:val="none" w:color="auto" w:sz="0" w:space="0"/>
+            <w:insideH w:val="none" w:color="auto" w:sz="0" w:space="0"/>
+            <w:insideV w:val="none" w:color="auto" w:sz="0" w:space="0"/>
+          </w:tblBorders>
+          <w:tblCellMar>
+            <w:top w:w="0" w:type="dxa"/>
+            <w:left w:w="108" w:type="dxa"/>
+            <w:bottom w:w="0" w:type="dxa"/>
+            <w:right w:w="108" w:type="dxa"/>
+          </w:tblCellMar>
+        </w:tblPrEx>
+        <w:trPr>
+          <w:jc w:val="center"/>
+        </w:trPr>
+        <w:tc>
+          <w:tcPr>
+            <w:tcW w:w="3370" w:type="dxa"/>
+          </w:tcPr>
+          <w:p>
+            <w:pPr>
+              <w:jc w:val="both"/>
+              <w:rPr>
+                <w:rFonts w:hint="eastAsia" w:ascii="微软雅黑" w:hAnsi="微软雅黑" w:eastAsia="微软雅黑" w:cs="微软雅黑"/>
+                <w:b/>
+                <w:bCs/>
+                <w:color w:val="244061"/>
+                <w:sz w:val="24"/>
+                <w:szCs w:val="32"/>
+                <w:vertAlign w:val="baseline"/>
+                <w:lang w:val="en-US" w:eastAsia="zh-CN"/>
+              </w:rPr>
+            </w:pPr>
+            <w:r>
+              <w:rPr>
+                <w:rFonts w:hint="eastAsia" w:ascii="微软雅黑" w:hAnsi="微软雅黑" w:eastAsia="微软雅黑" w:cs="微软雅黑"/>
+                <w:b/>
+                <w:bCs/>
+                <w:color w:val="244061"/>
+                <w:sz w:val="24"/>
+                <w:szCs w:val="32"/>
+                <w:lang w:val="en-US" w:eastAsia="zh-CN"/>
+              </w:rPr>
+              <w:t>报告日期：</w:t>
+            </w:r>
+            <w:r>
+              <w:rPr>
+                <w:rFonts w:hint="eastAsia" w:ascii="微软雅黑" w:hAnsi="微软雅黑" w:eastAsia="微软雅黑" w:cs="微软雅黑"/>
+                <w:b w:val="0"/>
+                <w:bCs w:val="0"/>
+                <w:color w:val="auto"/>
+                <w:sz w:val="24"/>
+                <w:szCs w:val="32"/>
+                <w:vertAlign w:val="baseline"/>
+                <w:lang w:val="en-US" w:eastAsia="zh-CN"/>
+              </w:rPr>
+              <w:t>{{ reportdate }}</w:t>
+            </w:r>
+          </w:p>
+        </w:tc>
+        <w:tc>
+          <w:tcPr>
+            <w:tcW w:w="2958" w:type="dxa"/>
+            <w:vAlign w:val="top"/>
+          </w:tcPr>
+          <w:p>
+            <w:pPr>
+              <w:jc w:val="both"/>
+              <w:rPr>
+                <w:rFonts w:hint="eastAsia" w:ascii="微软雅黑" w:hAnsi="微软雅黑" w:eastAsia="微软雅黑" w:cs="微软雅黑"/>
+                <w:b/>
+                <w:bCs/>
+                <w:color w:val="244061"/>
+                <w:sz w:val="24"/>
+                <w:szCs w:val="32"/>
+                <w:vertAlign w:val="baseline"/>
+                <w:lang w:val="en-US" w:eastAsia="zh-CN"/>
+              </w:rPr>
+            </w:pPr>
+            <w:r>
+              <w:rPr>
+                <w:rFonts w:hint="eastAsia" w:ascii="微软雅黑" w:hAnsi="微软雅黑" w:eastAsia="微软雅黑" w:cs="微软雅黑"/>
+                <w:b/>
+                <w:bCs/>
+                <w:color w:val="244061"/>
+                <w:sz w:val="24"/>
+                <w:szCs w:val="32"/>
+                <w:lang w:val="en-US" w:eastAsia="zh-CN"/>
+              </w:rPr>
+              <w:t>检测者：</w:t>
+            </w:r>
+          </w:p>
+        </w:tc>
+        <w:tc>
+          <w:tcPr>
+            <w:tcW w:w="2962" w:type="dxa"/>
+          </w:tcPr>
+          <w:p>
+            <w:pPr>
+              <w:jc w:val="both"/>
+              <w:rPr>
+                <w:rFonts w:hint="eastAsia" w:ascii="微软雅黑" w:hAnsi="微软雅黑" w:eastAsia="微软雅黑" w:cs="微软雅黑"/>
+                <w:b/>
+                <w:bCs/>
+                <w:color w:val="244061"/>
+                <w:sz w:val="24"/>
+                <w:szCs w:val="32"/>
+                <w:vertAlign w:val="baseline"/>
+                <w:lang w:val="en-US" w:eastAsia="zh-CN"/>
+              </w:rPr>
+            </w:pPr>
+            <w:r>
+              <w:rPr>
+                <w:rFonts w:hint="eastAsia" w:ascii="微软雅黑" w:hAnsi="微软雅黑" w:eastAsia="微软雅黑" w:cs="微软雅黑"/>
+                <w:b/>
+                <w:bCs/>
+                <w:color w:val="244061"/>
+                <w:sz w:val="24"/>
+                <w:szCs w:val="32"/>
+                <w:lang w:val="en-US" w:eastAsia="zh-CN"/>
+              </w:rPr>
+              <w:t>审核者：</w:t>
+            </w:r>
+          </w:p>
+        </w:tc>
+      </w:tr>
+    </w:tbl>
     <w:p>
       <w:pPr>
         <w:rPr>
@@ -2818,6 +2978,8 @@
           <w:lang w:eastAsia="zh-CN"/>
         </w:rPr>
       </w:pPr>
+      <w:bookmarkStart w:id="29" w:name="_GoBack"/>
+      <w:bookmarkEnd w:id="29"/>
       <w:r>
         <w:rPr>
           <w:rFonts w:ascii="Times New Roman" w:hAnsi="Times New Roman" w:eastAsia="微软雅黑" w:cs="Times New Roman"/>
@@ -2841,10 +3003,10 @@
           <w:lang w:eastAsia="zh-CN"/>
         </w:rPr>
       </w:pPr>
-      <w:bookmarkStart w:id="4" w:name="_Toc20034"/>
-      <w:bookmarkStart w:id="5" w:name="_Toc9387"/>
-      <w:bookmarkStart w:id="6" w:name="_Toc106719764"/>
-      <w:bookmarkStart w:id="7" w:name="_Toc10223"/>
+      <w:bookmarkStart w:id="4" w:name="_Toc9387"/>
+      <w:bookmarkStart w:id="5" w:name="_Toc20034"/>
+      <w:bookmarkStart w:id="6" w:name="_Toc10223"/>
+      <w:bookmarkStart w:id="7" w:name="_Toc106719764"/>
       <w:r>
         <w:rPr>
           <w:rFonts w:hint="eastAsia" w:ascii="Times New Roman" w:hAnsi="Times New Roman" w:eastAsia="微软雅黑" w:cs="Times New Roman"/>
@@ -3435,6 +3597,13 @@
             <w:insideH w:val="dashed" w:color="244061" w:sz="4" w:space="0"/>
             <w:insideV w:val="dashed" w:color="244061" w:sz="4" w:space="0"/>
           </w:tblBorders>
+          <w:shd w:val="clear" w:color="auto" w:fill="auto"/>
+          <w:tblCellMar>
+            <w:top w:w="0" w:type="dxa"/>
+            <w:left w:w="108" w:type="dxa"/>
+            <w:bottom w:w="0" w:type="dxa"/>
+            <w:right w:w="108" w:type="dxa"/>
+          </w:tblCellMar>
         </w:tblPrEx>
         <w:trPr>
           <w:trHeight w:val="388" w:hRule="exact"/>
@@ -5222,10 +5391,10 @@
           <w:lang w:eastAsia="zh-CN"/>
         </w:rPr>
       </w:pPr>
-      <w:bookmarkStart w:id="8" w:name="_Toc526855037"/>
-      <w:bookmarkStart w:id="9" w:name="_Toc25428"/>
-      <w:bookmarkStart w:id="10" w:name="_Toc527112385"/>
-      <w:bookmarkStart w:id="11" w:name="_Toc534637498"/>
+      <w:bookmarkStart w:id="8" w:name="_Toc527112385"/>
+      <w:bookmarkStart w:id="9" w:name="_Toc526855037"/>
+      <w:bookmarkStart w:id="10" w:name="_Toc534637498"/>
+      <w:bookmarkStart w:id="11" w:name="_Toc25428"/>
       <w:r>
         <w:rPr>
           <w:rFonts w:hint="eastAsia" w:ascii="Times New Roman" w:hAnsi="Times New Roman" w:eastAsia="微软雅黑" w:cs="Times New Roman"/>
@@ -7601,8 +7770,8 @@
           <w:lang w:val="en-US" w:eastAsia="zh-CN"/>
         </w:rPr>
       </w:pPr>
-      <w:bookmarkStart w:id="12" w:name="_Toc534637499"/>
-      <w:bookmarkStart w:id="13" w:name="_Toc526855038"/>
+      <w:bookmarkStart w:id="12" w:name="_Toc526855038"/>
+      <w:bookmarkStart w:id="13" w:name="_Toc534637499"/>
       <w:bookmarkStart w:id="14" w:name="_Toc527112386"/>
       <w:r>
         <w:rPr>
@@ -9954,13 +10123,13 @@
           <w:lang w:val="en-US" w:eastAsia="zh-CN"/>
         </w:rPr>
       </w:pPr>
-      <w:bookmarkStart w:id="15" w:name="_Toc30533"/>
-      <w:bookmarkStart w:id="16" w:name="_Toc16368_WPSOffice_Level1"/>
-      <w:bookmarkStart w:id="17" w:name="_Toc22484_WPSOffice_Level1"/>
-      <w:bookmarkStart w:id="18" w:name="_Toc19099"/>
-      <w:bookmarkStart w:id="19" w:name="_Toc7549"/>
-      <w:bookmarkStart w:id="20" w:name="_Toc22458"/>
-      <w:bookmarkStart w:id="21" w:name="_Toc28910_WPSOffice_Level1"/>
+      <w:bookmarkStart w:id="15" w:name="_Toc28910_WPSOffice_Level1"/>
+      <w:bookmarkStart w:id="16" w:name="_Toc7549"/>
+      <w:bookmarkStart w:id="17" w:name="_Toc19099"/>
+      <w:bookmarkStart w:id="18" w:name="_Toc22458"/>
+      <w:bookmarkStart w:id="19" w:name="_Toc30533"/>
+      <w:bookmarkStart w:id="20" w:name="_Toc16368_WPSOffice_Level1"/>
+      <w:bookmarkStart w:id="21" w:name="_Toc22484_WPSOffice_Level1"/>
       <w:r>
         <w:rPr>
           <w:rFonts w:hint="eastAsia" w:ascii="微软雅黑" w:hAnsi="微软雅黑" w:eastAsia="微软雅黑" w:cs="微软雅黑"/>
@@ -10545,11 +10714,11 @@
             </w:pPr>
             <w:bookmarkStart w:id="22" w:name="_Toc25864_WPSOffice_Level2"/>
             <w:bookmarkStart w:id="23" w:name="_Toc29205_WPSOffice_Level2"/>
-            <w:bookmarkStart w:id="24" w:name="_Toc31138_WPSOffice_Level2"/>
-            <w:bookmarkStart w:id="25" w:name="_Toc14645_WPSOffice_Level2"/>
+            <w:bookmarkStart w:id="24" w:name="_Toc2822_WPSOffice_Level2"/>
+            <w:bookmarkStart w:id="25" w:name="_Toc26578_WPSOffice_Level2"/>
             <w:bookmarkStart w:id="26" w:name="_Toc12087_WPSOffice_Level2"/>
-            <w:bookmarkStart w:id="27" w:name="_Toc2822_WPSOffice_Level2"/>
-            <w:bookmarkStart w:id="28" w:name="_Toc26578_WPSOffice_Level2"/>
+            <w:bookmarkStart w:id="27" w:name="_Toc31138_WPSOffice_Level2"/>
+            <w:bookmarkStart w:id="28" w:name="_Toc14645_WPSOffice_Level2"/>
             <w:r>
               <w:rPr>
                 <w:rFonts w:hint="eastAsia" w:ascii="Times New Roman" w:hAnsi="Times New Roman" w:eastAsia="微软雅黑" w:cs="Times New Roman"/>
@@ -11377,8 +11546,6 @@
         </w:rPr>
         <w:t>肿瘤基因突变具有时间和空间上的异质性，不同取样部位或不同取样时间的样本突变谱可能不同，本报告只对本次采集样本负责。</w:t>
       </w:r>
-      <w:bookmarkStart w:id="29" w:name="_GoBack"/>
-      <w:bookmarkEnd w:id="29"/>
     </w:p>
     <w:sectPr>
       <w:headerReference r:id="rId5" w:type="default"/>

--- a/WebContent/docx/泛实体瘤化疗33基因+PDL1检测报告-三峡.docx
+++ b/WebContent/docx/泛实体瘤化疗33基因+PDL1检测报告-三峡.docx
@@ -214,7 +214,7 @@
           </w:tcPr>
           <w:p>
             <w:pPr>
-              <w:jc w:val="left"/>
+              <w:jc w:val="center"/>
               <w:rPr>
                 <w:rFonts w:ascii="Times New Roman" w:hAnsi="Times New Roman" w:eastAsia="微软雅黑" w:cs="Times New Roman"/>
                 <w:b/>
@@ -227,7 +227,7 @@
             </w:pPr>
             <w:r>
               <w:rPr>
-                <w:rFonts w:ascii="黑体" w:hAnsi="黑体" w:eastAsia="黑体" w:cs="黑体"/>
+                <w:rFonts w:hint="eastAsia" w:ascii="微软雅黑" w:hAnsi="微软雅黑" w:eastAsia="微软雅黑" w:cs="微软雅黑"/>
                 <w:b/>
                 <w:bCs/>
                 <w:color w:val="254061" w:themeColor="accent1" w:themeShade="80"/>
@@ -238,7 +238,7 @@
             </w:r>
             <w:r>
               <w:rPr>
-                <w:rFonts w:hint="eastAsia" w:ascii="黑体" w:hAnsi="黑体" w:eastAsia="黑体" w:cs="黑体"/>
+                <w:rFonts w:hint="eastAsia" w:ascii="微软雅黑" w:hAnsi="微软雅黑" w:eastAsia="微软雅黑" w:cs="微软雅黑"/>
                 <w:b/>
                 <w:bCs/>
                 <w:color w:val="254061" w:themeColor="accent1" w:themeShade="80"/>
@@ -250,7 +250,7 @@
             </w:r>
             <w:r>
               <w:rPr>
-                <w:rFonts w:ascii="黑体" w:hAnsi="黑体" w:eastAsia="黑体" w:cs="黑体"/>
+                <w:rFonts w:hint="eastAsia" w:ascii="微软雅黑" w:hAnsi="微软雅黑" w:eastAsia="微软雅黑" w:cs="微软雅黑"/>
                 <w:b/>
                 <w:bCs/>
                 <w:color w:val="254061" w:themeColor="accent1" w:themeShade="80"/>
@@ -338,7 +338,7 @@
               <w:bidi w:val="0"/>
               <w:adjustRightInd/>
               <w:snapToGrid/>
-              <w:jc w:val="both"/>
+              <w:jc w:val="center"/>
               <w:textAlignment w:val="auto"/>
               <w:rPr>
                 <w:rFonts w:ascii="Times New Roman" w:hAnsi="Times New Roman" w:eastAsia="微软雅黑" w:cs="Times New Roman"/>
@@ -352,7 +352,7 @@
             </w:pPr>
             <w:r>
               <w:rPr>
-                <w:rFonts w:hint="eastAsia" w:ascii="黑体" w:hAnsi="黑体" w:eastAsia="黑体" w:cs="黑体"/>
+                <w:rFonts w:hint="eastAsia" w:ascii="微软雅黑" w:hAnsi="微软雅黑" w:eastAsia="微软雅黑" w:cs="微软雅黑"/>
                 <w:b/>
                 <w:bCs/>
                 <w:color w:val="254061" w:themeColor="accent1" w:themeShade="80"/>
@@ -360,41 +360,7 @@
                 <w:szCs w:val="32"/>
                 <w:lang w:val="en-US" w:eastAsia="zh-CN"/>
               </w:rPr>
-              <w:t>泛实体瘤化疗33基因检测</w:t>
-            </w:r>
-            <w:r>
-              <w:rPr>
-                <w:rFonts w:ascii="黑体" w:hAnsi="黑体" w:eastAsia="黑体" w:cs="黑体"/>
-                <w:b/>
-                <w:bCs/>
-                <w:color w:val="254061" w:themeColor="accent1" w:themeShade="80"/>
-                <w:sz w:val="32"/>
-                <w:szCs w:val="32"/>
-              </w:rPr>
-              <w:t>报告</w:t>
-            </w:r>
-            <w:r>
-              <w:rPr>
-                <w:rFonts w:hint="eastAsia" w:ascii="黑体" w:hAnsi="黑体" w:eastAsia="黑体" w:cs="黑体"/>
-                <w:b/>
-                <w:bCs/>
-                <w:color w:val="254061" w:themeColor="accent1" w:themeShade="80"/>
-                <w:sz w:val="32"/>
-                <w:szCs w:val="32"/>
-              </w:rPr>
-              <w:t>{% if PDInfo != undefined %}</w:t>
-            </w:r>
-            <w:r>
-              <w:rPr>
-                <w:rFonts w:hint="eastAsia" w:ascii="黑体" w:hAnsi="黑体" w:eastAsia="黑体" w:cs="黑体"/>
-                <w:b/>
-                <w:bCs/>
-                <w:color w:val="254061" w:themeColor="accent1" w:themeShade="80"/>
-                <w:sz w:val="32"/>
-                <w:szCs w:val="32"/>
-                <w:lang w:val="en-US" w:eastAsia="zh-CN"/>
-              </w:rPr>
-              <w:t>（含PD-L1）{% endif %}</w:t>
+              <w:t>分子检测报告单</w:t>
             </w:r>
           </w:p>
         </w:tc>
@@ -413,25 +379,12 @@
         </w:rPr>
       </w:pPr>
     </w:p>
-    <w:p>
-      <w:pPr>
-        <w:jc w:val="both"/>
-        <w:rPr>
-          <w:rFonts w:hint="eastAsia" w:ascii="微软雅黑" w:hAnsi="微软雅黑" w:eastAsia="微软雅黑" w:cs="微软雅黑"/>
-          <w:b/>
-          <w:bCs/>
-          <w:color w:val="1F497D"/>
-          <w:sz w:val="24"/>
-          <w:szCs w:val="24"/>
-        </w:rPr>
-      </w:pPr>
-    </w:p>
     <w:tbl>
       <w:tblPr>
         <w:tblStyle w:val="19"/>
-        <w:tblW w:w="9672" w:type="dxa"/>
+        <w:tblW w:w="0" w:type="auto"/>
         <w:jc w:val="center"/>
-        <w:tblLayout w:type="fixed"/>
+        <w:tblLayout w:type="autofit"/>
         <w:tblCellMar>
           <w:top w:w="0" w:type="dxa"/>
           <w:left w:w="0" w:type="dxa"/>
@@ -440,15 +393,14 @@
         </w:tblCellMar>
       </w:tblPr>
       <w:tblGrid>
-        <w:gridCol w:w="1182"/>
-        <w:gridCol w:w="951"/>
-        <w:gridCol w:w="764"/>
-        <w:gridCol w:w="704"/>
-        <w:gridCol w:w="779"/>
-        <w:gridCol w:w="779"/>
-        <w:gridCol w:w="1334"/>
-        <w:gridCol w:w="1091"/>
-        <w:gridCol w:w="2088"/>
+        <w:gridCol w:w="1177"/>
+        <w:gridCol w:w="1039"/>
+        <w:gridCol w:w="1040"/>
+        <w:gridCol w:w="1037"/>
+        <w:gridCol w:w="1039"/>
+        <w:gridCol w:w="1039"/>
+        <w:gridCol w:w="1030"/>
+        <w:gridCol w:w="2271"/>
       </w:tblGrid>
       <w:tr>
         <w:tblPrEx>
@@ -460,17 +412,17 @@
           </w:tblCellMar>
         </w:tblPrEx>
         <w:trPr>
-          <w:trHeight w:val="402" w:hRule="atLeast"/>
+          <w:trHeight w:val="430" w:hRule="atLeast"/>
           <w:jc w:val="center"/>
         </w:trPr>
         <w:tc>
           <w:tcPr>
-            <w:tcW w:w="1182" w:type="dxa"/>
+            <w:tcW w:w="1323" w:type="dxa"/>
             <w:tcBorders>
-              <w:top w:val="single" w:color="000000" w:sz="8" w:space="0"/>
+              <w:top w:val="single" w:color="auto" w:sz="4" w:space="0"/>
               <w:left w:val="nil"/>
-              <w:bottom w:val="single" w:color="000000" w:sz="8" w:space="0"/>
-              <w:right w:val="single" w:color="000000" w:sz="8" w:space="0"/>
+              <w:bottom w:val="single" w:color="auto" w:sz="4" w:space="0"/>
+              <w:right w:val="single" w:color="auto" w:sz="4" w:space="0"/>
             </w:tcBorders>
             <w:noWrap/>
             <w:tcMar>
@@ -482,24 +434,39 @@
           </w:tcPr>
           <w:p>
             <w:pPr>
+              <w:keepNext w:val="0"/>
+              <w:keepLines w:val="0"/>
+              <w:pageBreakBefore w:val="0"/>
               <w:widowControl/>
+              <w:kinsoku/>
+              <w:wordWrap/>
+              <w:overflowPunct/>
+              <w:topLinePunct w:val="0"/>
+              <w:autoSpaceDE/>
+              <w:autoSpaceDN/>
+              <w:bidi w:val="0"/>
+              <w:adjustRightInd/>
+              <w:snapToGrid/>
+              <w:spacing w:beforeAutospacing="0" w:afterAutospacing="0" w:line="240" w:lineRule="auto"/>
               <w:jc w:val="center"/>
               <w:textAlignment w:val="center"/>
               <w:rPr>
+                <w:rFonts w:hint="eastAsia" w:ascii="微软雅黑" w:hAnsi="微软雅黑" w:eastAsia="微软雅黑" w:cs="微软雅黑"/>
                 <w:b/>
                 <w:color w:val="000000"/>
                 <w:sz w:val="21"/>
                 <w:szCs w:val="21"/>
-                <w:lang w:bidi="ar"/>
-              </w:rPr>
-            </w:pPr>
-            <w:r>
-              <w:rPr>
+                <w:lang w:val="en-US" w:eastAsia="zh-CN" w:bidi="ar"/>
+              </w:rPr>
+            </w:pPr>
+            <w:r>
+              <w:rPr>
+                <w:rFonts w:hint="eastAsia" w:ascii="微软雅黑" w:hAnsi="微软雅黑" w:eastAsia="微软雅黑" w:cs="微软雅黑"/>
                 <w:b/>
                 <w:color w:val="000000"/>
                 <w:sz w:val="21"/>
                 <w:szCs w:val="21"/>
-                <w:lang w:bidi="ar"/>
+                <w:lang w:val="en-US" w:eastAsia="zh-CN" w:bidi="ar"/>
               </w:rPr>
               <w:t>姓名</w:t>
             </w:r>
@@ -507,12 +474,12 @@
         </w:tc>
         <w:tc>
           <w:tcPr>
-            <w:tcW w:w="951" w:type="dxa"/>
+            <w:tcW w:w="1191" w:type="dxa"/>
             <w:tcBorders>
-              <w:top w:val="single" w:color="000000" w:sz="8" w:space="0"/>
-              <w:left w:val="single" w:color="000000" w:sz="8" w:space="0"/>
-              <w:bottom w:val="single" w:color="000000" w:sz="8" w:space="0"/>
-              <w:right w:val="single" w:color="000000" w:sz="8" w:space="0"/>
+              <w:top w:val="single" w:color="auto" w:sz="4" w:space="0"/>
+              <w:left w:val="single" w:color="auto" w:sz="4" w:space="0"/>
+              <w:bottom w:val="single" w:color="auto" w:sz="4" w:space="0"/>
+              <w:right w:val="single" w:color="auto" w:sz="4" w:space="0"/>
             </w:tcBorders>
             <w:noWrap/>
             <w:tcMar>
@@ -524,38 +491,53 @@
           </w:tcPr>
           <w:p>
             <w:pPr>
+              <w:keepNext w:val="0"/>
+              <w:keepLines w:val="0"/>
+              <w:pageBreakBefore w:val="0"/>
               <w:widowControl/>
+              <w:kinsoku/>
+              <w:wordWrap/>
+              <w:overflowPunct/>
+              <w:topLinePunct w:val="0"/>
+              <w:autoSpaceDE/>
+              <w:autoSpaceDN/>
+              <w:bidi w:val="0"/>
+              <w:adjustRightInd/>
+              <w:snapToGrid/>
+              <w:spacing w:beforeAutospacing="0" w:afterAutospacing="0" w:line="240" w:lineRule="auto"/>
               <w:jc w:val="center"/>
               <w:textAlignment w:val="center"/>
               <w:rPr>
-                <w:b/>
+                <w:rFonts w:hint="eastAsia" w:ascii="微软雅黑" w:hAnsi="微软雅黑" w:eastAsia="微软雅黑" w:cs="微软雅黑"/>
+                <w:b/>
+                <w:color w:val="000000"/>
+                <w:sz w:val="21"/>
+                <w:szCs w:val="21"/>
+                <w:lang w:eastAsia="zh-CN" w:bidi="ar"/>
+              </w:rPr>
+            </w:pPr>
+            <w:r>
+              <w:rPr>
+                <w:rFonts w:hint="eastAsia" w:ascii="微软雅黑" w:hAnsi="微软雅黑" w:eastAsia="微软雅黑" w:cs="微软雅黑"/>
+                <w:b w:val="0"/>
+                <w:bCs/>
                 <w:color w:val="000000"/>
                 <w:sz w:val="21"/>
                 <w:szCs w:val="21"/>
                 <w:lang w:bidi="ar"/>
               </w:rPr>
-            </w:pPr>
-            <w:r>
-              <w:rPr>
-                <w:rFonts w:hint="eastAsia"/>
-                <w:b/>
-                <w:color w:val="000000"/>
-                <w:sz w:val="21"/>
-                <w:szCs w:val="21"/>
-                <w:lang w:bidi="ar"/>
-              </w:rPr>
               <w:t>{{ client }}</w:t>
             </w:r>
           </w:p>
         </w:tc>
         <w:tc>
           <w:tcPr>
-            <w:tcW w:w="764" w:type="dxa"/>
+            <w:tcW w:w="1193" w:type="dxa"/>
             <w:tcBorders>
-              <w:top w:val="single" w:color="000000" w:sz="8" w:space="0"/>
-              <w:left w:val="single" w:color="000000" w:sz="8" w:space="0"/>
-              <w:bottom w:val="single" w:color="000000" w:sz="8" w:space="0"/>
-              <w:right w:val="single" w:color="000000" w:sz="8" w:space="0"/>
+              <w:top w:val="single" w:color="auto" w:sz="4" w:space="0"/>
+              <w:left w:val="single" w:color="auto" w:sz="4" w:space="0"/>
+              <w:bottom w:val="single" w:color="auto" w:sz="4" w:space="0"/>
+              <w:right w:val="single" w:color="auto" w:sz="4" w:space="0"/>
             </w:tcBorders>
             <w:noWrap/>
             <w:tcMar>
@@ -567,10 +549,24 @@
           </w:tcPr>
           <w:p>
             <w:pPr>
+              <w:keepNext w:val="0"/>
+              <w:keepLines w:val="0"/>
+              <w:pageBreakBefore w:val="0"/>
               <w:widowControl/>
+              <w:kinsoku/>
+              <w:wordWrap/>
+              <w:overflowPunct/>
+              <w:topLinePunct w:val="0"/>
+              <w:autoSpaceDE/>
+              <w:autoSpaceDN/>
+              <w:bidi w:val="0"/>
+              <w:adjustRightInd/>
+              <w:snapToGrid/>
+              <w:spacing w:beforeAutospacing="0" w:afterAutospacing="0" w:line="240" w:lineRule="auto"/>
               <w:jc w:val="center"/>
               <w:textAlignment w:val="center"/>
               <w:rPr>
+                <w:rFonts w:hint="eastAsia" w:ascii="微软雅黑" w:hAnsi="微软雅黑" w:eastAsia="微软雅黑" w:cs="微软雅黑"/>
                 <w:b/>
                 <w:color w:val="000000"/>
                 <w:sz w:val="21"/>
@@ -580,6 +576,7 @@
             </w:pPr>
             <w:r>
               <w:rPr>
+                <w:rFonts w:hint="eastAsia" w:ascii="微软雅黑" w:hAnsi="微软雅黑" w:eastAsia="微软雅黑" w:cs="微软雅黑"/>
                 <w:b/>
                 <w:color w:val="000000"/>
                 <w:sz w:val="21"/>
@@ -592,12 +589,12 @@
         </w:tc>
         <w:tc>
           <w:tcPr>
-            <w:tcW w:w="704" w:type="dxa"/>
+            <w:tcW w:w="1189" w:type="dxa"/>
             <w:tcBorders>
-              <w:top w:val="single" w:color="000000" w:sz="8" w:space="0"/>
-              <w:left w:val="single" w:color="000000" w:sz="8" w:space="0"/>
-              <w:bottom w:val="single" w:color="000000" w:sz="8" w:space="0"/>
-              <w:right w:val="single" w:color="000000" w:sz="8" w:space="0"/>
+              <w:top w:val="single" w:color="auto" w:sz="4" w:space="0"/>
+              <w:left w:val="single" w:color="auto" w:sz="4" w:space="0"/>
+              <w:bottom w:val="single" w:color="auto" w:sz="4" w:space="0"/>
+              <w:right w:val="single" w:color="auto" w:sz="4" w:space="0"/>
             </w:tcBorders>
             <w:noWrap/>
             <w:tcMar>
@@ -609,10 +606,24 @@
           </w:tcPr>
           <w:p>
             <w:pPr>
+              <w:keepNext w:val="0"/>
+              <w:keepLines w:val="0"/>
+              <w:pageBreakBefore w:val="0"/>
               <w:widowControl/>
+              <w:kinsoku/>
+              <w:wordWrap/>
+              <w:overflowPunct/>
+              <w:topLinePunct w:val="0"/>
+              <w:autoSpaceDE/>
+              <w:autoSpaceDN/>
+              <w:bidi w:val="0"/>
+              <w:adjustRightInd/>
+              <w:snapToGrid/>
+              <w:spacing w:beforeAutospacing="0" w:afterAutospacing="0" w:line="240" w:lineRule="auto"/>
               <w:jc w:val="center"/>
               <w:textAlignment w:val="center"/>
               <w:rPr>
+                <w:rFonts w:hint="eastAsia" w:ascii="微软雅黑" w:hAnsi="微软雅黑" w:eastAsia="微软雅黑" w:cs="微软雅黑"/>
                 <w:b/>
                 <w:color w:val="000000"/>
                 <w:sz w:val="21"/>
@@ -622,9 +633,9 @@
             </w:pPr>
             <w:r>
               <w:rPr>
-                <w:rFonts w:hint="eastAsia" w:ascii="宋体" w:hAnsi="宋体" w:eastAsia="宋体" w:cs="宋体"/>
-                <w:b/>
-                <w:bCs w:val="0"/>
+                <w:rFonts w:hint="eastAsia" w:ascii="微软雅黑" w:hAnsi="微软雅黑" w:eastAsia="微软雅黑" w:cs="微软雅黑"/>
+                <w:b w:val="0"/>
+                <w:bCs/>
                 <w:color w:val="000000"/>
                 <w:sz w:val="21"/>
                 <w:szCs w:val="21"/>
@@ -636,12 +647,12 @@
         </w:tc>
         <w:tc>
           <w:tcPr>
-            <w:tcW w:w="779" w:type="dxa"/>
+            <w:tcW w:w="1191" w:type="dxa"/>
             <w:tcBorders>
-              <w:top w:val="single" w:color="000000" w:sz="8" w:space="0"/>
-              <w:left w:val="single" w:color="000000" w:sz="8" w:space="0"/>
-              <w:bottom w:val="single" w:color="000000" w:sz="8" w:space="0"/>
-              <w:right w:val="single" w:color="000000" w:sz="8" w:space="0"/>
+              <w:top w:val="single" w:color="auto" w:sz="4" w:space="0"/>
+              <w:left w:val="single" w:color="auto" w:sz="4" w:space="0"/>
+              <w:bottom w:val="single" w:color="auto" w:sz="4" w:space="0"/>
+              <w:right w:val="single" w:color="auto" w:sz="4" w:space="0"/>
             </w:tcBorders>
             <w:noWrap/>
             <w:tcMar>
@@ -653,23 +664,40 @@
           </w:tcPr>
           <w:p>
             <w:pPr>
+              <w:keepNext w:val="0"/>
+              <w:keepLines w:val="0"/>
+              <w:pageBreakBefore w:val="0"/>
               <w:widowControl/>
+              <w:kinsoku/>
+              <w:wordWrap/>
+              <w:overflowPunct/>
+              <w:topLinePunct w:val="0"/>
+              <w:autoSpaceDE/>
+              <w:autoSpaceDN/>
+              <w:bidi w:val="0"/>
+              <w:adjustRightInd/>
+              <w:snapToGrid/>
+              <w:spacing w:beforeAutospacing="0" w:afterAutospacing="0" w:line="240" w:lineRule="auto"/>
               <w:jc w:val="center"/>
               <w:textAlignment w:val="center"/>
               <w:rPr>
+                <w:rFonts w:hint="eastAsia" w:ascii="微软雅黑" w:hAnsi="微软雅黑" w:eastAsia="微软雅黑" w:cs="微软雅黑"/>
                 <w:b/>
                 <w:color w:val="000000"/>
                 <w:sz w:val="21"/>
                 <w:szCs w:val="21"/>
+                <w:highlight w:val="none"/>
                 <w:lang w:bidi="ar"/>
               </w:rPr>
             </w:pPr>
             <w:r>
               <w:rPr>
+                <w:rFonts w:hint="eastAsia" w:ascii="微软雅黑" w:hAnsi="微软雅黑" w:eastAsia="微软雅黑" w:cs="微软雅黑"/>
                 <w:b/>
                 <w:color w:val="000000"/>
                 <w:sz w:val="21"/>
                 <w:szCs w:val="21"/>
+                <w:highlight w:val="none"/>
                 <w:lang w:bidi="ar"/>
               </w:rPr>
               <w:t>年龄</w:t>
@@ -678,12 +706,12 @@
         </w:tc>
         <w:tc>
           <w:tcPr>
-            <w:tcW w:w="779" w:type="dxa"/>
+            <w:tcW w:w="1191" w:type="dxa"/>
             <w:tcBorders>
-              <w:top w:val="single" w:color="000000" w:sz="8" w:space="0"/>
-              <w:left w:val="single" w:color="000000" w:sz="8" w:space="0"/>
-              <w:bottom w:val="single" w:color="000000" w:sz="8" w:space="0"/>
-              <w:right w:val="single" w:color="000000" w:sz="8" w:space="0"/>
+              <w:top w:val="single" w:color="auto" w:sz="4" w:space="0"/>
+              <w:left w:val="single" w:color="auto" w:sz="4" w:space="0"/>
+              <w:bottom w:val="single" w:color="auto" w:sz="4" w:space="0"/>
+              <w:right w:val="single" w:color="auto" w:sz="4" w:space="0"/>
             </w:tcBorders>
             <w:noWrap/>
             <w:tcMar>
@@ -695,37 +723,54 @@
           </w:tcPr>
           <w:p>
             <w:pPr>
+              <w:keepNext w:val="0"/>
+              <w:keepLines w:val="0"/>
+              <w:pageBreakBefore w:val="0"/>
               <w:widowControl/>
+              <w:kinsoku/>
+              <w:wordWrap/>
+              <w:overflowPunct/>
+              <w:topLinePunct w:val="0"/>
+              <w:autoSpaceDE/>
+              <w:autoSpaceDN/>
+              <w:bidi w:val="0"/>
+              <w:adjustRightInd/>
+              <w:snapToGrid/>
+              <w:spacing w:beforeAutospacing="0" w:afterAutospacing="0" w:line="240" w:lineRule="auto"/>
               <w:jc w:val="center"/>
               <w:textAlignment w:val="center"/>
               <w:rPr>
+                <w:rFonts w:hint="eastAsia" w:ascii="微软雅黑" w:hAnsi="微软雅黑" w:eastAsia="微软雅黑" w:cs="微软雅黑"/>
                 <w:b/>
                 <w:color w:val="000000"/>
                 <w:sz w:val="21"/>
                 <w:szCs w:val="21"/>
+                <w:highlight w:val="none"/>
                 <w:lang w:bidi="ar"/>
               </w:rPr>
             </w:pPr>
             <w:r>
               <w:rPr>
-                <w:rFonts w:hint="default" w:ascii="Times New Roman" w:hAnsi="Times New Roman" w:eastAsia="宋体" w:cs="Times New Roman"/>
-                <w:b/>
-                <w:bCs w:val="0"/>
+                <w:rFonts w:hint="eastAsia" w:ascii="微软雅黑" w:hAnsi="微软雅黑" w:eastAsia="微软雅黑" w:cs="微软雅黑"/>
+                <w:b w:val="0"/>
+                <w:bCs/>
                 <w:color w:val="000000"/>
                 <w:sz w:val="21"/>
                 <w:szCs w:val="21"/>
+                <w:highlight w:val="none"/>
                 <w:lang w:eastAsia="zh-CN"/>
               </w:rPr>
               <w:t>{{ age }}</w:t>
             </w:r>
             <w:r>
               <w:rPr>
-                <w:rFonts w:hint="default" w:ascii="Times New Roman" w:hAnsi="Times New Roman" w:eastAsia="宋体" w:cs="Times New Roman"/>
-                <w:b/>
-                <w:bCs w:val="0"/>
+                <w:rFonts w:hint="eastAsia" w:ascii="微软雅黑" w:hAnsi="微软雅黑" w:eastAsia="微软雅黑" w:cs="微软雅黑"/>
+                <w:b w:val="0"/>
+                <w:bCs/>
                 <w:color w:val="000000"/>
                 <w:sz w:val="21"/>
                 <w:szCs w:val="21"/>
+                <w:highlight w:val="none"/>
                 <w:lang w:bidi="ar"/>
               </w:rPr>
               <w:t>岁</w:t>
@@ -734,12 +779,12 @@
         </w:tc>
         <w:tc>
           <w:tcPr>
-            <w:tcW w:w="1334" w:type="dxa"/>
+            <w:tcW w:w="1181" w:type="dxa"/>
             <w:tcBorders>
-              <w:top w:val="single" w:color="000000" w:sz="8" w:space="0"/>
-              <w:left w:val="single" w:color="000000" w:sz="8" w:space="0"/>
-              <w:bottom w:val="single" w:color="000000" w:sz="8" w:space="0"/>
-              <w:right w:val="single" w:color="000000" w:sz="8" w:space="0"/>
+              <w:top w:val="single" w:color="auto" w:sz="4" w:space="0"/>
+              <w:left w:val="single" w:color="auto" w:sz="4" w:space="0"/>
+              <w:bottom w:val="single" w:color="auto" w:sz="4" w:space="0"/>
+              <w:right w:val="single" w:color="auto" w:sz="4" w:space="0"/>
             </w:tcBorders>
             <w:noWrap/>
             <w:tcMar>
@@ -751,37 +796,53 @@
           </w:tcPr>
           <w:p>
             <w:pPr>
+              <w:keepNext w:val="0"/>
+              <w:keepLines w:val="0"/>
+              <w:pageBreakBefore w:val="0"/>
               <w:widowControl/>
+              <w:kinsoku/>
+              <w:wordWrap/>
+              <w:overflowPunct/>
+              <w:topLinePunct w:val="0"/>
+              <w:autoSpaceDE/>
+              <w:autoSpaceDN/>
+              <w:bidi w:val="0"/>
+              <w:adjustRightInd/>
+              <w:snapToGrid/>
+              <w:spacing w:beforeAutospacing="0" w:afterAutospacing="0" w:line="240" w:lineRule="auto"/>
               <w:jc w:val="center"/>
               <w:textAlignment w:val="center"/>
               <w:rPr>
+                <w:rFonts w:hint="eastAsia" w:ascii="微软雅黑" w:hAnsi="微软雅黑" w:eastAsia="微软雅黑" w:cs="微软雅黑"/>
                 <w:b/>
                 <w:color w:val="000000"/>
                 <w:sz w:val="21"/>
                 <w:szCs w:val="21"/>
-                <w:lang w:bidi="ar"/>
-              </w:rPr>
-            </w:pPr>
-            <w:r>
-              <w:rPr>
+                <w:highlight w:val="none"/>
+                <w:lang w:val="en-US" w:eastAsia="zh-CN" w:bidi="ar"/>
+              </w:rPr>
+            </w:pPr>
+            <w:r>
+              <w:rPr>
+                <w:rFonts w:hint="eastAsia" w:ascii="微软雅黑" w:hAnsi="微软雅黑" w:eastAsia="微软雅黑" w:cs="微软雅黑"/>
                 <w:b/>
                 <w:color w:val="000000"/>
                 <w:sz w:val="21"/>
                 <w:szCs w:val="21"/>
-                <w:lang w:bidi="ar"/>
-              </w:rPr>
-              <w:t>送检医院</w:t>
-            </w:r>
-          </w:p>
-        </w:tc>
-        <w:tc>
-          <w:tcPr>
-            <w:tcW w:w="3179" w:type="dxa"/>
-            <w:gridSpan w:val="2"/>
+                <w:highlight w:val="none"/>
+                <w:lang w:val="en-US" w:eastAsia="zh-CN" w:bidi="ar"/>
+              </w:rPr>
+              <w:t>检测号</w:t>
+            </w:r>
+          </w:p>
+        </w:tc>
+        <w:tc>
+          <w:tcPr>
+            <w:tcW w:w="1497" w:type="dxa"/>
             <w:tcBorders>
-              <w:top w:val="single" w:color="000000" w:sz="8" w:space="0"/>
-              <w:left w:val="single" w:color="000000" w:sz="8" w:space="0"/>
-              <w:bottom w:val="single" w:color="000000" w:sz="8" w:space="0"/>
+              <w:top w:val="single" w:color="auto" w:sz="4" w:space="0"/>
+              <w:left w:val="single" w:color="auto" w:sz="4" w:space="0"/>
+              <w:bottom w:val="single" w:color="auto" w:sz="4" w:space="0"/>
               <w:right w:val="nil"/>
             </w:tcBorders>
             <w:noWrap/>
@@ -794,11 +855,24 @@
           </w:tcPr>
           <w:p>
             <w:pPr>
+              <w:keepNext w:val="0"/>
+              <w:keepLines w:val="0"/>
+              <w:pageBreakBefore w:val="0"/>
               <w:widowControl/>
+              <w:kinsoku/>
+              <w:wordWrap/>
+              <w:overflowPunct/>
+              <w:topLinePunct w:val="0"/>
+              <w:autoSpaceDE/>
+              <w:autoSpaceDN/>
+              <w:bidi w:val="0"/>
+              <w:adjustRightInd/>
+              <w:snapToGrid/>
+              <w:spacing w:beforeAutospacing="0" w:afterAutospacing="0" w:line="240" w:lineRule="auto"/>
               <w:jc w:val="center"/>
               <w:textAlignment w:val="center"/>
               <w:rPr>
-                <w:rFonts w:ascii="Times New Roman" w:hAnsi="Times New Roman" w:cs="Times New Roman"/>
+                <w:rFonts w:hint="eastAsia" w:ascii="微软雅黑" w:hAnsi="微软雅黑" w:eastAsia="微软雅黑" w:cs="微软雅黑"/>
                 <w:b/>
                 <w:bCs/>
                 <w:kern w:val="2"/>
@@ -806,12 +880,15 @@
             </w:pPr>
             <w:r>
               <w:rPr>
-                <w:rFonts w:hint="eastAsia" w:ascii="宋体" w:hAnsi="宋体" w:eastAsia="宋体" w:cs="宋体"/>
-                <w:b/>
+                <w:rFonts w:hint="eastAsia" w:ascii="微软雅黑" w:hAnsi="微软雅黑" w:eastAsia="微软雅黑" w:cs="微软雅黑"/>
+                <w:b w:val="0"/>
                 <w:bCs/>
-                <w:kern w:val="2"/>
-              </w:rPr>
-              <w:t>{{ hospital }}</w:t>
+                <w:color w:val="000000"/>
+                <w:sz w:val="21"/>
+                <w:szCs w:val="21"/>
+                <w:lang w:bidi="ar"/>
+              </w:rPr>
+              <w:t>{{ template_subbarcode }}</w:t>
             </w:r>
           </w:p>
         </w:tc>
@@ -826,17 +903,17 @@
           </w:tblCellMar>
         </w:tblPrEx>
         <w:trPr>
-          <w:trHeight w:val="402" w:hRule="atLeast"/>
+          <w:trHeight w:val="397" w:hRule="atLeast"/>
           <w:jc w:val="center"/>
         </w:trPr>
         <w:tc>
           <w:tcPr>
-            <w:tcW w:w="1182" w:type="dxa"/>
+            <w:tcW w:w="1323" w:type="dxa"/>
             <w:tcBorders>
-              <w:top w:val="nil"/>
+              <w:top w:val="single" w:color="auto" w:sz="4" w:space="0"/>
               <w:left w:val="nil"/>
-              <w:bottom w:val="single" w:color="000000" w:sz="8" w:space="0"/>
-              <w:right w:val="single" w:color="000000" w:sz="8" w:space="0"/>
+              <w:bottom w:val="single" w:color="auto" w:sz="4" w:space="0"/>
+              <w:right w:val="single" w:color="auto" w:sz="4" w:space="0"/>
             </w:tcBorders>
             <w:noWrap/>
             <w:tcMar>
@@ -848,37 +925,53 @@
           </w:tcPr>
           <w:p>
             <w:pPr>
+              <w:keepNext w:val="0"/>
+              <w:keepLines w:val="0"/>
+              <w:pageBreakBefore w:val="0"/>
               <w:widowControl/>
+              <w:kinsoku/>
+              <w:wordWrap/>
+              <w:overflowPunct/>
+              <w:topLinePunct w:val="0"/>
+              <w:autoSpaceDE/>
+              <w:autoSpaceDN/>
+              <w:bidi w:val="0"/>
+              <w:adjustRightInd/>
+              <w:snapToGrid/>
+              <w:spacing w:beforeAutospacing="0" w:afterAutospacing="0" w:line="240" w:lineRule="auto"/>
               <w:jc w:val="center"/>
               <w:textAlignment w:val="center"/>
               <w:rPr>
+                <w:rFonts w:hint="eastAsia" w:ascii="微软雅黑" w:hAnsi="微软雅黑" w:eastAsia="微软雅黑" w:cs="微软雅黑"/>
                 <w:b/>
                 <w:color w:val="000000"/>
                 <w:sz w:val="21"/>
                 <w:szCs w:val="21"/>
-                <w:lang w:bidi="ar"/>
-              </w:rPr>
-            </w:pPr>
-            <w:r>
-              <w:rPr>
+                <w:lang w:val="en-US" w:eastAsia="zh-CN" w:bidi="ar"/>
+              </w:rPr>
+            </w:pPr>
+            <w:r>
+              <w:rPr>
+                <w:rFonts w:hint="eastAsia" w:ascii="微软雅黑" w:hAnsi="微软雅黑" w:eastAsia="微软雅黑" w:cs="微软雅黑"/>
                 <w:b/>
                 <w:color w:val="000000"/>
                 <w:sz w:val="21"/>
                 <w:szCs w:val="21"/>
-                <w:lang w:bidi="ar"/>
-              </w:rPr>
-              <w:t>住院号</w:t>
-            </w:r>
-          </w:p>
-        </w:tc>
-        <w:tc>
-          <w:tcPr>
-            <w:tcW w:w="951" w:type="dxa"/>
+                <w:lang w:val="en-US" w:eastAsia="zh-CN" w:bidi="ar"/>
+              </w:rPr>
+              <w:t>科室</w:t>
+            </w:r>
+          </w:p>
+        </w:tc>
+        <w:tc>
+          <w:tcPr>
+            <w:tcW w:w="3573" w:type="dxa"/>
+            <w:gridSpan w:val="3"/>
             <w:tcBorders>
-              <w:top w:val="nil"/>
-              <w:left w:val="single" w:color="000000" w:sz="8" w:space="0"/>
-              <w:bottom w:val="single" w:color="000000" w:sz="8" w:space="0"/>
-              <w:right w:val="single" w:color="000000" w:sz="8" w:space="0"/>
+              <w:top w:val="single" w:color="auto" w:sz="4" w:space="0"/>
+              <w:left w:val="single" w:color="auto" w:sz="4" w:space="0"/>
+              <w:bottom w:val="single" w:color="auto" w:sz="4" w:space="0"/>
+              <w:right w:val="single" w:color="auto" w:sz="4" w:space="0"/>
             </w:tcBorders>
             <w:noWrap/>
             <w:tcMar>
@@ -890,11 +983,25 @@
           </w:tcPr>
           <w:p>
             <w:pPr>
+              <w:keepNext w:val="0"/>
+              <w:keepLines w:val="0"/>
+              <w:pageBreakBefore w:val="0"/>
               <w:widowControl/>
-              <w:jc w:val="center"/>
-              <w:textAlignment w:val="center"/>
-              <w:rPr>
-                <w:b/>
+              <w:kinsoku/>
+              <w:wordWrap/>
+              <w:overflowPunct/>
+              <w:topLinePunct w:val="0"/>
+              <w:autoSpaceDE/>
+              <w:autoSpaceDN/>
+              <w:bidi w:val="0"/>
+              <w:adjustRightInd/>
+              <w:snapToGrid/>
+              <w:spacing w:beforeAutospacing="0" w:afterAutospacing="0" w:line="240" w:lineRule="auto"/>
+              <w:jc w:val="center"/>
+              <w:rPr>
+                <w:rFonts w:hint="eastAsia" w:ascii="微软雅黑" w:hAnsi="微软雅黑" w:eastAsia="微软雅黑" w:cs="微软雅黑"/>
+                <w:b w:val="0"/>
+                <w:bCs/>
                 <w:color w:val="000000"/>
                 <w:sz w:val="21"/>
                 <w:szCs w:val="21"/>
@@ -903,25 +1010,26 @@
             </w:pPr>
             <w:r>
               <w:rPr>
-                <w:rFonts w:hint="eastAsia"/>
-                <w:b/>
+                <w:rFonts w:hint="eastAsia" w:ascii="微软雅黑" w:hAnsi="微软雅黑" w:eastAsia="微软雅黑" w:cs="微软雅黑"/>
+                <w:b w:val="0"/>
+                <w:bCs/>
                 <w:color w:val="000000"/>
                 <w:sz w:val="21"/>
                 <w:szCs w:val="21"/>
                 <w:lang w:bidi="ar"/>
               </w:rPr>
-              <w:t>{{ room }}</w:t>
-            </w:r>
-          </w:p>
-        </w:tc>
-        <w:tc>
-          <w:tcPr>
-            <w:tcW w:w="764" w:type="dxa"/>
+              <w:t>{{ locationname }}</w:t>
+            </w:r>
+          </w:p>
+        </w:tc>
+        <w:tc>
+          <w:tcPr>
+            <w:tcW w:w="1191" w:type="dxa"/>
             <w:tcBorders>
-              <w:top w:val="nil"/>
-              <w:left w:val="single" w:color="000000" w:sz="8" w:space="0"/>
-              <w:bottom w:val="single" w:color="000000" w:sz="8" w:space="0"/>
-              <w:right w:val="single" w:color="000000" w:sz="8" w:space="0"/>
+              <w:top w:val="single" w:color="auto" w:sz="4" w:space="0"/>
+              <w:left w:val="single" w:color="auto" w:sz="4" w:space="0"/>
+              <w:bottom w:val="single" w:color="auto" w:sz="4" w:space="0"/>
+              <w:right w:val="single" w:color="auto" w:sz="4" w:space="0"/>
             </w:tcBorders>
             <w:noWrap/>
             <w:tcMar>
@@ -933,38 +1041,52 @@
           </w:tcPr>
           <w:p>
             <w:pPr>
+              <w:keepNext w:val="0"/>
+              <w:keepLines w:val="0"/>
+              <w:pageBreakBefore w:val="0"/>
               <w:widowControl/>
+              <w:kinsoku/>
+              <w:wordWrap/>
+              <w:overflowPunct/>
+              <w:topLinePunct w:val="0"/>
+              <w:autoSpaceDE/>
+              <w:autoSpaceDN/>
+              <w:bidi w:val="0"/>
+              <w:adjustRightInd/>
+              <w:snapToGrid/>
+              <w:spacing w:beforeAutospacing="0" w:afterAutospacing="0" w:line="240" w:lineRule="auto"/>
               <w:jc w:val="center"/>
               <w:textAlignment w:val="center"/>
               <w:rPr>
+                <w:rFonts w:hint="eastAsia" w:ascii="微软雅黑" w:hAnsi="微软雅黑" w:eastAsia="微软雅黑" w:cs="微软雅黑"/>
                 <w:b/>
                 <w:color w:val="000000"/>
                 <w:sz w:val="21"/>
                 <w:szCs w:val="21"/>
-                <w:lang w:bidi="ar"/>
-              </w:rPr>
-            </w:pPr>
-            <w:r>
-              <w:rPr>
+                <w:lang w:val="en-US" w:eastAsia="zh-CN" w:bidi="ar"/>
+              </w:rPr>
+            </w:pPr>
+            <w:r>
+              <w:rPr>
+                <w:rFonts w:hint="eastAsia" w:ascii="微软雅黑" w:hAnsi="微软雅黑" w:eastAsia="微软雅黑" w:cs="微软雅黑"/>
                 <w:b/>
                 <w:color w:val="000000"/>
                 <w:sz w:val="21"/>
                 <w:szCs w:val="21"/>
-                <w:lang w:bidi="ar"/>
-              </w:rPr>
-              <w:t>床号</w:t>
-            </w:r>
-          </w:p>
-        </w:tc>
-        <w:tc>
-          <w:tcPr>
-            <w:tcW w:w="1483" w:type="dxa"/>
-            <w:gridSpan w:val="2"/>
+                <w:lang w:val="en-US" w:eastAsia="zh-CN" w:bidi="ar"/>
+              </w:rPr>
+              <w:t>住院号</w:t>
+            </w:r>
+          </w:p>
+        </w:tc>
+        <w:tc>
+          <w:tcPr>
+            <w:tcW w:w="1191" w:type="dxa"/>
             <w:tcBorders>
-              <w:top w:val="nil"/>
-              <w:left w:val="single" w:color="000000" w:sz="8" w:space="0"/>
-              <w:bottom w:val="single" w:color="000000" w:sz="8" w:space="0"/>
-              <w:right w:val="single" w:color="000000" w:sz="8" w:space="0"/>
+              <w:top w:val="single" w:color="auto" w:sz="4" w:space="0"/>
+              <w:left w:val="single" w:color="auto" w:sz="4" w:space="0"/>
+              <w:bottom w:val="single" w:color="auto" w:sz="4" w:space="0"/>
+              <w:right w:val="single" w:color="auto" w:sz="4" w:space="0"/>
             </w:tcBorders>
             <w:noWrap/>
             <w:tcMar>
@@ -976,59 +1098,52 @@
           </w:tcPr>
           <w:p>
             <w:pPr>
-              <w:jc w:val="center"/>
-              <w:rPr>
-                <w:rFonts w:hint="eastAsia" w:eastAsia="宋体"/>
+              <w:keepNext w:val="0"/>
+              <w:keepLines w:val="0"/>
+              <w:pageBreakBefore w:val="0"/>
+              <w:widowControl/>
+              <w:kinsoku/>
+              <w:wordWrap/>
+              <w:overflowPunct/>
+              <w:topLinePunct w:val="0"/>
+              <w:autoSpaceDE/>
+              <w:autoSpaceDN/>
+              <w:bidi w:val="0"/>
+              <w:adjustRightInd/>
+              <w:snapToGrid/>
+              <w:spacing w:beforeAutospacing="0" w:afterAutospacing="0" w:line="240" w:lineRule="auto"/>
+              <w:jc w:val="center"/>
+              <w:rPr>
+                <w:rFonts w:hint="eastAsia" w:ascii="微软雅黑" w:hAnsi="微软雅黑" w:eastAsia="微软雅黑" w:cs="微软雅黑"/>
                 <w:b/>
                 <w:color w:val="000000"/>
                 <w:sz w:val="21"/>
                 <w:szCs w:val="21"/>
-                <w:lang w:eastAsia="zh-CN" w:bidi="ar"/>
-              </w:rPr>
-            </w:pPr>
-            <w:r>
-              <w:rPr>
-                <w:rFonts w:hint="eastAsia"/>
-                <w:b/>
+                <w:lang w:bidi="ar"/>
+              </w:rPr>
+            </w:pPr>
+            <w:r>
+              <w:rPr>
+                <w:rFonts w:hint="eastAsia" w:ascii="微软雅黑" w:hAnsi="微软雅黑" w:eastAsia="微软雅黑" w:cs="微软雅黑"/>
+                <w:b w:val="0"/>
+                <w:bCs/>
                 <w:color w:val="000000"/>
                 <w:sz w:val="21"/>
                 <w:szCs w:val="21"/>
-                <w:lang w:eastAsia="zh-CN" w:bidi="ar"/>
-              </w:rPr>
-              <w:t xml:space="preserve">{{ </w:t>
-            </w:r>
-            <w:r>
-              <w:rPr>
-                <w:rFonts w:hint="eastAsia"/>
-                <w:b/>
-                <w:color w:val="000000"/>
-                <w:sz w:val="21"/>
-                <w:szCs w:val="21"/>
-                <w:lang w:val="en-US" w:eastAsia="zh-CN" w:bidi="ar"/>
-              </w:rPr>
-              <w:t xml:space="preserve">bed </w:t>
-            </w:r>
-            <w:r>
-              <w:rPr>
-                <w:rFonts w:hint="eastAsia"/>
-                <w:b/>
-                <w:color w:val="000000"/>
-                <w:sz w:val="21"/>
-                <w:szCs w:val="21"/>
-                <w:lang w:eastAsia="zh-CN" w:bidi="ar"/>
-              </w:rPr>
-              <w:t>}}</w:t>
-            </w:r>
-          </w:p>
-        </w:tc>
-        <w:tc>
-          <w:tcPr>
-            <w:tcW w:w="779" w:type="dxa"/>
+                <w:lang w:bidi="ar"/>
+              </w:rPr>
+              <w:t>{{ room }}</w:t>
+            </w:r>
+          </w:p>
+        </w:tc>
+        <w:tc>
+          <w:tcPr>
+            <w:tcW w:w="1181" w:type="dxa"/>
             <w:tcBorders>
-              <w:top w:val="nil"/>
-              <w:left w:val="single" w:color="000000" w:sz="8" w:space="0"/>
-              <w:bottom w:val="single" w:color="000000" w:sz="8" w:space="0"/>
-              <w:right w:val="single" w:color="000000" w:sz="8" w:space="0"/>
+              <w:top w:val="single" w:color="auto" w:sz="4" w:space="0"/>
+              <w:left w:val="single" w:color="auto" w:sz="4" w:space="0"/>
+              <w:bottom w:val="single" w:color="auto" w:sz="4" w:space="0"/>
+              <w:right w:val="single" w:color="auto" w:sz="4" w:space="0"/>
             </w:tcBorders>
             <w:noWrap/>
             <w:tcMar>
@@ -1040,10 +1155,24 @@
           </w:tcPr>
           <w:p>
             <w:pPr>
+              <w:keepNext w:val="0"/>
+              <w:keepLines w:val="0"/>
+              <w:pageBreakBefore w:val="0"/>
               <w:widowControl/>
+              <w:kinsoku/>
+              <w:wordWrap/>
+              <w:overflowPunct/>
+              <w:topLinePunct w:val="0"/>
+              <w:autoSpaceDE/>
+              <w:autoSpaceDN/>
+              <w:bidi w:val="0"/>
+              <w:adjustRightInd/>
+              <w:snapToGrid/>
+              <w:spacing w:beforeAutospacing="0" w:afterAutospacing="0" w:line="240" w:lineRule="auto"/>
               <w:jc w:val="center"/>
               <w:textAlignment w:val="center"/>
               <w:rPr>
+                <w:rFonts w:hint="eastAsia" w:ascii="微软雅黑" w:hAnsi="微软雅黑" w:eastAsia="微软雅黑" w:cs="微软雅黑"/>
                 <w:b/>
                 <w:color w:val="000000"/>
                 <w:sz w:val="21"/>
@@ -1053,23 +1182,24 @@
             </w:pPr>
             <w:r>
               <w:rPr>
+                <w:rFonts w:hint="eastAsia" w:ascii="微软雅黑" w:hAnsi="微软雅黑" w:eastAsia="微软雅黑" w:cs="微软雅黑"/>
                 <w:b/>
                 <w:color w:val="000000"/>
                 <w:sz w:val="21"/>
                 <w:szCs w:val="21"/>
-                <w:lang w:bidi="ar"/>
-              </w:rPr>
-              <w:t>科室</w:t>
-            </w:r>
-          </w:p>
-        </w:tc>
-        <w:tc>
-          <w:tcPr>
-            <w:tcW w:w="1334" w:type="dxa"/>
+                <w:lang w:val="en-US" w:eastAsia="zh-CN" w:bidi="ar"/>
+              </w:rPr>
+              <w:t>床号</w:t>
+            </w:r>
+          </w:p>
+        </w:tc>
+        <w:tc>
+          <w:tcPr>
+            <w:tcW w:w="1497" w:type="dxa"/>
             <w:tcBorders>
-              <w:top w:val="nil"/>
-              <w:left w:val="single" w:color="000000" w:sz="8" w:space="0"/>
-              <w:bottom w:val="single" w:color="000000" w:sz="8" w:space="0"/>
+              <w:top w:val="single" w:color="auto" w:sz="4" w:space="0"/>
+              <w:left w:val="single" w:color="auto" w:sz="4" w:space="0"/>
+              <w:bottom w:val="single" w:color="auto" w:sz="4" w:space="0"/>
               <w:right w:val="nil"/>
             </w:tcBorders>
             <w:noWrap/>
@@ -1082,11 +1212,26 @@
           </w:tcPr>
           <w:p>
             <w:pPr>
+              <w:keepNext w:val="0"/>
+              <w:keepLines w:val="0"/>
+              <w:pageBreakBefore w:val="0"/>
               <w:widowControl/>
+              <w:kinsoku/>
+              <w:wordWrap/>
+              <w:overflowPunct/>
+              <w:topLinePunct w:val="0"/>
+              <w:autoSpaceDE/>
+              <w:autoSpaceDN/>
+              <w:bidi w:val="0"/>
+              <w:adjustRightInd/>
+              <w:snapToGrid/>
+              <w:spacing w:beforeAutospacing="0" w:afterAutospacing="0" w:line="240" w:lineRule="auto"/>
               <w:jc w:val="center"/>
               <w:textAlignment w:val="center"/>
               <w:rPr>
-                <w:b/>
+                <w:rFonts w:hint="eastAsia" w:ascii="微软雅黑" w:hAnsi="微软雅黑" w:eastAsia="微软雅黑" w:cs="微软雅黑"/>
+                <w:b w:val="0"/>
+                <w:bCs/>
                 <w:color w:val="000000"/>
                 <w:sz w:val="21"/>
                 <w:szCs w:val="21"/>
@@ -1095,102 +1240,15 @@
             </w:pPr>
             <w:r>
               <w:rPr>
-                <w:rFonts w:hint="eastAsia"/>
-                <w:b/>
+                <w:rFonts w:hint="eastAsia" w:ascii="微软雅黑" w:hAnsi="微软雅黑" w:eastAsia="微软雅黑" w:cs="微软雅黑"/>
+                <w:b w:val="0"/>
+                <w:bCs/>
                 <w:color w:val="000000"/>
                 <w:sz w:val="21"/>
                 <w:szCs w:val="21"/>
                 <w:lang w:bidi="ar"/>
               </w:rPr>
-              <w:t>{{ locationname }}</w:t>
-            </w:r>
-          </w:p>
-        </w:tc>
-        <w:tc>
-          <w:tcPr>
-            <w:tcW w:w="1091" w:type="dxa"/>
-            <w:tcBorders>
-              <w:top w:val="nil"/>
-              <w:left w:val="single" w:color="000000" w:sz="8" w:space="0"/>
-              <w:bottom w:val="single" w:color="000000" w:sz="8" w:space="0"/>
-              <w:right w:val="nil"/>
-            </w:tcBorders>
-            <w:noWrap/>
-            <w:tcMar>
-              <w:top w:w="15" w:type="dxa"/>
-              <w:left w:w="15" w:type="dxa"/>
-              <w:right w:w="15" w:type="dxa"/>
-            </w:tcMar>
-            <w:vAlign w:val="center"/>
-          </w:tcPr>
-          <w:p>
-            <w:pPr>
-              <w:widowControl/>
-              <w:jc w:val="center"/>
-              <w:textAlignment w:val="center"/>
-              <w:rPr>
-                <w:rFonts w:hint="eastAsia"/>
-                <w:b/>
-                <w:color w:val="000000"/>
-                <w:sz w:val="21"/>
-                <w:szCs w:val="21"/>
-                <w:lang w:bidi="ar"/>
-              </w:rPr>
-            </w:pPr>
-            <w:r>
-              <w:rPr>
-                <w:rFonts w:hint="eastAsia"/>
-                <w:b/>
-                <w:color w:val="000000"/>
-                <w:sz w:val="21"/>
-                <w:szCs w:val="21"/>
-                <w:lang w:bidi="ar"/>
-              </w:rPr>
-              <w:t>临床诊断</w:t>
-            </w:r>
-          </w:p>
-        </w:tc>
-        <w:tc>
-          <w:tcPr>
-            <w:tcW w:w="2088" w:type="dxa"/>
-            <w:tcBorders>
-              <w:top w:val="nil"/>
-              <w:left w:val="single" w:color="000000" w:sz="8" w:space="0"/>
-              <w:bottom w:val="single" w:color="000000" w:sz="8" w:space="0"/>
-              <w:right w:val="nil"/>
-            </w:tcBorders>
-            <w:noWrap/>
-            <w:tcMar>
-              <w:top w:w="15" w:type="dxa"/>
-              <w:left w:w="15" w:type="dxa"/>
-              <w:right w:w="15" w:type="dxa"/>
-            </w:tcMar>
-            <w:vAlign w:val="center"/>
-          </w:tcPr>
-          <w:p>
-            <w:pPr>
-              <w:widowControl/>
-              <w:jc w:val="center"/>
-              <w:textAlignment w:val="center"/>
-              <w:rPr>
-                <w:rFonts w:hint="eastAsia"/>
-                <w:b/>
-                <w:color w:val="000000"/>
-                <w:sz w:val="21"/>
-                <w:szCs w:val="21"/>
-                <w:lang w:bidi="ar"/>
-              </w:rPr>
-            </w:pPr>
-            <w:r>
-              <w:rPr>
-                <w:rFonts w:hint="eastAsia"/>
-                <w:b/>
-                <w:color w:val="000000"/>
-                <w:sz w:val="21"/>
-                <w:szCs w:val="21"/>
-                <w:lang w:bidi="ar"/>
-              </w:rPr>
-              <w:t>{{ diseaseName }}</w:t>
+              <w:t>{{ bed }}</w:t>
             </w:r>
           </w:p>
         </w:tc>
@@ -1205,17 +1263,17 @@
           </w:tblCellMar>
         </w:tblPrEx>
         <w:trPr>
-          <w:trHeight w:val="402" w:hRule="atLeast"/>
+          <w:trHeight w:val="397" w:hRule="atLeast"/>
           <w:jc w:val="center"/>
         </w:trPr>
         <w:tc>
           <w:tcPr>
-            <w:tcW w:w="1182" w:type="dxa"/>
+            <w:tcW w:w="1323" w:type="dxa"/>
             <w:tcBorders>
-              <w:top w:val="nil"/>
+              <w:top w:val="single" w:color="auto" w:sz="4" w:space="0"/>
               <w:left w:val="nil"/>
-              <w:bottom w:val="single" w:color="000000" w:sz="8" w:space="0"/>
-              <w:right w:val="single" w:color="000000" w:sz="8" w:space="0"/>
+              <w:bottom w:val="single" w:color="auto" w:sz="4" w:space="0"/>
+              <w:right w:val="single" w:color="auto" w:sz="4" w:space="0"/>
             </w:tcBorders>
             <w:noWrap/>
             <w:tcMar>
@@ -1227,38 +1285,53 @@
           </w:tcPr>
           <w:p>
             <w:pPr>
+              <w:keepNext w:val="0"/>
+              <w:keepLines w:val="0"/>
+              <w:pageBreakBefore w:val="0"/>
               <w:widowControl/>
+              <w:kinsoku/>
+              <w:wordWrap/>
+              <w:overflowPunct/>
+              <w:topLinePunct w:val="0"/>
+              <w:autoSpaceDE/>
+              <w:autoSpaceDN/>
+              <w:bidi w:val="0"/>
+              <w:adjustRightInd/>
+              <w:snapToGrid/>
+              <w:spacing w:beforeAutospacing="0" w:afterAutospacing="0" w:line="240" w:lineRule="auto"/>
               <w:jc w:val="center"/>
               <w:textAlignment w:val="center"/>
               <w:rPr>
+                <w:rFonts w:hint="eastAsia" w:ascii="微软雅黑" w:hAnsi="微软雅黑" w:eastAsia="微软雅黑" w:cs="微软雅黑"/>
                 <w:b/>
                 <w:color w:val="000000"/>
                 <w:sz w:val="21"/>
                 <w:szCs w:val="21"/>
-                <w:lang w:bidi="ar"/>
-              </w:rPr>
-            </w:pPr>
-            <w:r>
-              <w:rPr>
+                <w:lang w:val="en-US" w:eastAsia="zh-CN" w:bidi="ar"/>
+              </w:rPr>
+            </w:pPr>
+            <w:r>
+              <w:rPr>
+                <w:rFonts w:hint="eastAsia" w:ascii="微软雅黑" w:hAnsi="微软雅黑" w:eastAsia="微软雅黑" w:cs="微软雅黑"/>
                 <w:b/>
                 <w:color w:val="000000"/>
                 <w:sz w:val="21"/>
                 <w:szCs w:val="21"/>
-                <w:lang w:bidi="ar"/>
-              </w:rPr>
-              <w:t>分子病理号</w:t>
-            </w:r>
-          </w:p>
-        </w:tc>
-        <w:tc>
-          <w:tcPr>
-            <w:tcW w:w="1715" w:type="dxa"/>
-            <w:gridSpan w:val="2"/>
+                <w:lang w:val="en-US" w:eastAsia="zh-CN" w:bidi="ar"/>
+              </w:rPr>
+              <w:t>临床诊断</w:t>
+            </w:r>
+          </w:p>
+        </w:tc>
+        <w:tc>
+          <w:tcPr>
+            <w:tcW w:w="3573" w:type="dxa"/>
+            <w:gridSpan w:val="3"/>
             <w:tcBorders>
-              <w:top w:val="nil"/>
-              <w:left w:val="single" w:color="000000" w:sz="8" w:space="0"/>
-              <w:bottom w:val="single" w:color="000000" w:sz="8" w:space="0"/>
-              <w:right w:val="single" w:color="000000" w:sz="8" w:space="0"/>
+              <w:top w:val="single" w:color="auto" w:sz="4" w:space="0"/>
+              <w:left w:val="single" w:color="auto" w:sz="4" w:space="0"/>
+              <w:bottom w:val="single" w:color="auto" w:sz="4" w:space="0"/>
+              <w:right w:val="single" w:color="auto" w:sz="4" w:space="0"/>
             </w:tcBorders>
             <w:noWrap/>
             <w:tcMar>
@@ -1270,29 +1343,53 @@
           </w:tcPr>
           <w:p>
             <w:pPr>
+              <w:keepNext w:val="0"/>
+              <w:keepLines w:val="0"/>
+              <w:pageBreakBefore w:val="0"/>
               <w:widowControl/>
-              <w:jc w:val="center"/>
-              <w:textAlignment w:val="center"/>
-              <w:rPr>
-                <w:rFonts w:hint="eastAsia" w:eastAsia="宋体"/>
-                <w:b/>
+              <w:kinsoku/>
+              <w:wordWrap/>
+              <w:overflowPunct/>
+              <w:topLinePunct w:val="0"/>
+              <w:autoSpaceDE/>
+              <w:autoSpaceDN/>
+              <w:bidi w:val="0"/>
+              <w:adjustRightInd/>
+              <w:snapToGrid/>
+              <w:spacing w:beforeAutospacing="0" w:afterAutospacing="0" w:line="240" w:lineRule="auto"/>
+              <w:jc w:val="center"/>
+              <w:rPr>
+                <w:rFonts w:hint="eastAsia" w:ascii="微软雅黑" w:hAnsi="微软雅黑" w:eastAsia="微软雅黑" w:cs="微软雅黑"/>
+                <w:b w:val="0"/>
+                <w:bCs/>
                 <w:color w:val="000000"/>
                 <w:sz w:val="21"/>
                 <w:szCs w:val="21"/>
                 <w:lang w:eastAsia="zh-CN" w:bidi="ar"/>
               </w:rPr>
             </w:pPr>
-          </w:p>
-        </w:tc>
-        <w:tc>
-          <w:tcPr>
-            <w:tcW w:w="1483" w:type="dxa"/>
-            <w:gridSpan w:val="2"/>
+            <w:r>
+              <w:rPr>
+                <w:rFonts w:hint="eastAsia" w:ascii="微软雅黑" w:hAnsi="微软雅黑" w:eastAsia="微软雅黑" w:cs="微软雅黑"/>
+                <w:b w:val="0"/>
+                <w:bCs/>
+                <w:color w:val="000000"/>
+                <w:sz w:val="21"/>
+                <w:szCs w:val="21"/>
+                <w:lang w:bidi="ar"/>
+              </w:rPr>
+              <w:t>{{ diseaseName }}</w:t>
+            </w:r>
+          </w:p>
+        </w:tc>
+        <w:tc>
+          <w:tcPr>
+            <w:tcW w:w="1191" w:type="dxa"/>
             <w:tcBorders>
-              <w:top w:val="nil"/>
-              <w:left w:val="single" w:color="000000" w:sz="8" w:space="0"/>
-              <w:bottom w:val="single" w:color="000000" w:sz="8" w:space="0"/>
-              <w:right w:val="single" w:color="000000" w:sz="8" w:space="0"/>
+              <w:top w:val="single" w:color="auto" w:sz="4" w:space="0"/>
+              <w:left w:val="single" w:color="auto" w:sz="4" w:space="0"/>
+              <w:bottom w:val="single" w:color="auto" w:sz="4" w:space="0"/>
+              <w:right w:val="single" w:color="auto" w:sz="4" w:space="0"/>
             </w:tcBorders>
             <w:noWrap/>
             <w:tcMar>
@@ -1304,38 +1401,54 @@
           </w:tcPr>
           <w:p>
             <w:pPr>
+              <w:keepNext w:val="0"/>
+              <w:keepLines w:val="0"/>
+              <w:pageBreakBefore w:val="0"/>
               <w:widowControl/>
+              <w:kinsoku/>
+              <w:wordWrap/>
+              <w:overflowPunct/>
+              <w:topLinePunct w:val="0"/>
+              <w:autoSpaceDE/>
+              <w:autoSpaceDN/>
+              <w:bidi w:val="0"/>
+              <w:adjustRightInd/>
+              <w:snapToGrid/>
+              <w:spacing w:beforeAutospacing="0" w:afterAutospacing="0" w:line="240" w:lineRule="auto"/>
               <w:jc w:val="center"/>
               <w:textAlignment w:val="center"/>
               <w:rPr>
+                <w:rFonts w:hint="eastAsia" w:ascii="微软雅黑" w:hAnsi="微软雅黑" w:eastAsia="微软雅黑" w:cs="微软雅黑"/>
                 <w:b/>
                 <w:color w:val="000000"/>
                 <w:sz w:val="21"/>
                 <w:szCs w:val="21"/>
-                <w:lang w:bidi="ar"/>
-              </w:rPr>
-            </w:pPr>
-            <w:r>
-              <w:rPr>
+                <w:highlight w:val="none"/>
+                <w:lang w:val="en-US" w:eastAsia="zh-CN" w:bidi="ar"/>
+              </w:rPr>
+            </w:pPr>
+            <w:r>
+              <w:rPr>
+                <w:rFonts w:hint="eastAsia" w:ascii="微软雅黑" w:hAnsi="微软雅黑" w:eastAsia="微软雅黑" w:cs="微软雅黑"/>
                 <w:b/>
                 <w:color w:val="000000"/>
                 <w:sz w:val="21"/>
                 <w:szCs w:val="21"/>
-                <w:lang w:bidi="ar"/>
-              </w:rPr>
-              <w:t>病理号</w:t>
-            </w:r>
-          </w:p>
-        </w:tc>
-        <w:tc>
-          <w:tcPr>
-            <w:tcW w:w="2113" w:type="dxa"/>
-            <w:gridSpan w:val="2"/>
+                <w:highlight w:val="none"/>
+                <w:lang w:val="en-US" w:eastAsia="zh-CN" w:bidi="ar"/>
+              </w:rPr>
+              <w:t>送检医师</w:t>
+            </w:r>
+          </w:p>
+        </w:tc>
+        <w:tc>
+          <w:tcPr>
+            <w:tcW w:w="1191" w:type="dxa"/>
             <w:tcBorders>
-              <w:top w:val="nil"/>
-              <w:left w:val="single" w:color="000000" w:sz="8" w:space="0"/>
-              <w:bottom w:val="single" w:color="000000" w:sz="8" w:space="0"/>
-              <w:right w:val="single" w:color="000000" w:sz="8" w:space="0"/>
+              <w:top w:val="single" w:color="auto" w:sz="4" w:space="0"/>
+              <w:left w:val="single" w:color="auto" w:sz="4" w:space="0"/>
+              <w:bottom w:val="single" w:color="auto" w:sz="4" w:space="0"/>
+              <w:right w:val="single" w:color="auto" w:sz="4" w:space="0"/>
             </w:tcBorders>
             <w:noWrap/>
             <w:tcMar>
@@ -1347,38 +1460,42 @@
           </w:tcPr>
           <w:p>
             <w:pPr>
+              <w:keepNext w:val="0"/>
+              <w:keepLines w:val="0"/>
+              <w:pageBreakBefore w:val="0"/>
               <w:widowControl/>
+              <w:kinsoku/>
+              <w:wordWrap/>
+              <w:overflowPunct/>
+              <w:topLinePunct w:val="0"/>
+              <w:autoSpaceDE/>
+              <w:autoSpaceDN/>
+              <w:bidi w:val="0"/>
+              <w:adjustRightInd/>
+              <w:snapToGrid/>
+              <w:spacing w:beforeAutospacing="0" w:afterAutospacing="0" w:line="240" w:lineRule="auto"/>
               <w:jc w:val="center"/>
               <w:textAlignment w:val="center"/>
               <w:rPr>
+                <w:rFonts w:hint="eastAsia" w:ascii="微软雅黑" w:hAnsi="微软雅黑" w:eastAsia="微软雅黑" w:cs="微软雅黑"/>
                 <w:b/>
                 <w:color w:val="000000"/>
                 <w:sz w:val="21"/>
                 <w:szCs w:val="21"/>
-                <w:lang w:bidi="ar"/>
-              </w:rPr>
-            </w:pPr>
-            <w:r>
-              <w:rPr>
-                <w:rFonts w:hint="eastAsia"/>
-                <w:b/>
-                <w:color w:val="000000"/>
-                <w:sz w:val="21"/>
-                <w:szCs w:val="21"/>
-                <w:lang w:bidi="ar"/>
-              </w:rPr>
-              <w:t>{{ template_subbarcode }}</w:t>
-            </w:r>
-          </w:p>
-        </w:tc>
-        <w:tc>
-          <w:tcPr>
-            <w:tcW w:w="1091" w:type="dxa"/>
+                <w:highlight w:val="none"/>
+                <w:lang w:eastAsia="zh-CN" w:bidi="ar"/>
+              </w:rPr>
+            </w:pPr>
+          </w:p>
+        </w:tc>
+        <w:tc>
+          <w:tcPr>
+            <w:tcW w:w="1181" w:type="dxa"/>
             <w:tcBorders>
-              <w:top w:val="nil"/>
-              <w:left w:val="single" w:color="000000" w:sz="8" w:space="0"/>
-              <w:bottom w:val="single" w:color="000000" w:sz="8" w:space="0"/>
-              <w:right w:val="single" w:color="000000" w:sz="8" w:space="0"/>
+              <w:top w:val="single" w:color="auto" w:sz="4" w:space="0"/>
+              <w:left w:val="single" w:color="auto" w:sz="4" w:space="0"/>
+              <w:bottom w:val="single" w:color="auto" w:sz="4" w:space="0"/>
+              <w:right w:val="single" w:color="auto" w:sz="4" w:space="0"/>
             </w:tcBorders>
             <w:noWrap/>
             <w:tcMar>
@@ -1390,24 +1507,41 @@
           </w:tcPr>
           <w:p>
             <w:pPr>
+              <w:keepNext w:val="0"/>
+              <w:keepLines w:val="0"/>
+              <w:pageBreakBefore w:val="0"/>
               <w:widowControl/>
+              <w:kinsoku/>
+              <w:wordWrap/>
+              <w:overflowPunct/>
+              <w:topLinePunct w:val="0"/>
+              <w:autoSpaceDE/>
+              <w:autoSpaceDN/>
+              <w:bidi w:val="0"/>
+              <w:adjustRightInd/>
+              <w:snapToGrid/>
+              <w:spacing w:beforeAutospacing="0" w:afterAutospacing="0" w:line="240" w:lineRule="auto"/>
               <w:jc w:val="center"/>
               <w:textAlignment w:val="center"/>
               <w:rPr>
+                <w:rFonts w:hint="eastAsia" w:ascii="微软雅黑" w:hAnsi="微软雅黑" w:eastAsia="微软雅黑" w:cs="微软雅黑"/>
                 <w:b/>
                 <w:color w:val="000000"/>
                 <w:sz w:val="21"/>
                 <w:szCs w:val="21"/>
+                <w:highlight w:val="none"/>
                 <w:lang w:bidi="ar"/>
               </w:rPr>
             </w:pPr>
             <w:r>
               <w:rPr>
+                <w:rFonts w:hint="eastAsia" w:ascii="微软雅黑" w:hAnsi="微软雅黑" w:eastAsia="微软雅黑" w:cs="微软雅黑"/>
                 <w:b/>
                 <w:color w:val="000000"/>
                 <w:sz w:val="21"/>
                 <w:szCs w:val="21"/>
-                <w:lang w:bidi="ar"/>
+                <w:highlight w:val="none"/>
+                <w:lang w:val="en-US" w:eastAsia="zh-CN" w:bidi="ar"/>
               </w:rPr>
               <w:t>送检日期</w:t>
             </w:r>
@@ -1415,11 +1549,11 @@
         </w:tc>
         <w:tc>
           <w:tcPr>
-            <w:tcW w:w="2088" w:type="dxa"/>
+            <w:tcW w:w="1497" w:type="dxa"/>
             <w:tcBorders>
-              <w:top w:val="nil"/>
-              <w:left w:val="single" w:color="000000" w:sz="8" w:space="0"/>
-              <w:bottom w:val="single" w:color="000000" w:sz="8" w:space="0"/>
+              <w:top w:val="single" w:color="auto" w:sz="4" w:space="0"/>
+              <w:left w:val="single" w:color="auto" w:sz="4" w:space="0"/>
+              <w:bottom w:val="single" w:color="auto" w:sz="4" w:space="0"/>
               <w:right w:val="nil"/>
             </w:tcBorders>
             <w:noWrap/>
@@ -1432,179 +1566,43 @@
           </w:tcPr>
           <w:p>
             <w:pPr>
+              <w:keepNext w:val="0"/>
+              <w:keepLines w:val="0"/>
+              <w:pageBreakBefore w:val="0"/>
               <w:widowControl/>
+              <w:kinsoku/>
+              <w:wordWrap/>
+              <w:overflowPunct/>
+              <w:topLinePunct w:val="0"/>
+              <w:autoSpaceDE/>
+              <w:autoSpaceDN/>
+              <w:bidi w:val="0"/>
+              <w:adjustRightInd/>
+              <w:snapToGrid/>
+              <w:spacing w:beforeAutospacing="0" w:afterAutospacing="0" w:line="240" w:lineRule="auto"/>
               <w:jc w:val="center"/>
               <w:textAlignment w:val="center"/>
               <w:rPr>
-                <w:b/>
+                <w:rFonts w:hint="eastAsia" w:ascii="微软雅黑" w:hAnsi="微软雅黑" w:eastAsia="微软雅黑" w:cs="微软雅黑"/>
+                <w:b w:val="0"/>
+                <w:bCs/>
+                <w:color w:val="000000"/>
+                <w:sz w:val="21"/>
+                <w:szCs w:val="21"/>
+                <w:lang w:eastAsia="zh-CN" w:bidi="ar"/>
+              </w:rPr>
+            </w:pPr>
+            <w:r>
+              <w:rPr>
+                <w:rFonts w:hint="eastAsia" w:ascii="微软雅黑" w:hAnsi="微软雅黑" w:eastAsia="微软雅黑" w:cs="微软雅黑"/>
+                <w:b w:val="0"/>
+                <w:bCs/>
                 <w:color w:val="000000"/>
                 <w:sz w:val="21"/>
                 <w:szCs w:val="21"/>
                 <w:lang w:bidi="ar"/>
               </w:rPr>
-            </w:pPr>
-            <w:r>
-              <w:rPr>
-                <w:rFonts w:hint="eastAsia"/>
-                <w:b/>
-                <w:color w:val="000000"/>
-                <w:sz w:val="21"/>
-                <w:szCs w:val="21"/>
-                <w:lang w:bidi="ar"/>
-              </w:rPr>
               <w:t>{{ commission_date }}</w:t>
-            </w:r>
-          </w:p>
-        </w:tc>
-      </w:tr>
-    </w:tbl>
-    <w:p>
-      <w:pPr>
-        <w:rPr>
-          <w:rFonts w:hint="eastAsia" w:ascii="微软雅黑" w:hAnsi="微软雅黑" w:eastAsia="微软雅黑" w:cs="微软雅黑"/>
-        </w:rPr>
-      </w:pPr>
-    </w:p>
-    <w:p>
-      <w:pPr>
-        <w:rPr>
-          <w:rFonts w:hint="eastAsia" w:ascii="微软雅黑" w:hAnsi="微软雅黑" w:eastAsia="微软雅黑" w:cs="微软雅黑"/>
-        </w:rPr>
-      </w:pPr>
-    </w:p>
-    <w:p>
-      <w:pPr>
-        <w:rPr>
-          <w:rFonts w:hint="eastAsia" w:ascii="微软雅黑" w:hAnsi="微软雅黑" w:eastAsia="微软雅黑" w:cs="微软雅黑"/>
-        </w:rPr>
-      </w:pPr>
-    </w:p>
-    <w:p>
-      <w:pPr>
-        <w:rPr>
-          <w:rFonts w:hint="eastAsia" w:ascii="微软雅黑" w:hAnsi="微软雅黑" w:eastAsia="微软雅黑" w:cs="微软雅黑"/>
-        </w:rPr>
-      </w:pPr>
-    </w:p>
-    <w:p>
-      <w:pPr>
-        <w:rPr>
-          <w:rFonts w:hint="eastAsia" w:ascii="微软雅黑" w:hAnsi="微软雅黑" w:eastAsia="微软雅黑" w:cs="微软雅黑"/>
-        </w:rPr>
-      </w:pPr>
-    </w:p>
-    <w:p>
-      <w:pPr>
-        <w:rPr>
-          <w:rFonts w:hint="eastAsia" w:ascii="微软雅黑" w:hAnsi="微软雅黑" w:eastAsia="微软雅黑" w:cs="微软雅黑"/>
-        </w:rPr>
-      </w:pPr>
-    </w:p>
-    <w:tbl>
-      <w:tblPr>
-        <w:tblStyle w:val="19"/>
-        <w:tblW w:w="9730" w:type="dxa"/>
-        <w:jc w:val="center"/>
-        <w:tblBorders>
-          <w:top w:val="single" w:color="auto" w:sz="4" w:space="0"/>
-          <w:left w:val="none" w:color="auto" w:sz="0" w:space="0"/>
-          <w:bottom w:val="single" w:color="auto" w:sz="4" w:space="0"/>
-          <w:right w:val="none" w:color="auto" w:sz="0" w:space="0"/>
-          <w:insideH w:val="single" w:color="auto" w:sz="4" w:space="0"/>
-          <w:insideV w:val="single" w:color="auto" w:sz="4" w:space="0"/>
-        </w:tblBorders>
-        <w:tblLayout w:type="fixed"/>
-        <w:tblCellMar>
-          <w:top w:w="0" w:type="dxa"/>
-          <w:left w:w="108" w:type="dxa"/>
-          <w:bottom w:w="0" w:type="dxa"/>
-          <w:right w:w="108" w:type="dxa"/>
-        </w:tblCellMar>
-      </w:tblPr>
-      <w:tblGrid>
-        <w:gridCol w:w="1242"/>
-        <w:gridCol w:w="8488"/>
-      </w:tblGrid>
-      <w:tr>
-        <w:tblPrEx>
-          <w:tblBorders>
-            <w:top w:val="single" w:color="auto" w:sz="4" w:space="0"/>
-            <w:left w:val="none" w:color="auto" w:sz="0" w:space="0"/>
-            <w:bottom w:val="single" w:color="auto" w:sz="4" w:space="0"/>
-            <w:right w:val="none" w:color="auto" w:sz="0" w:space="0"/>
-            <w:insideH w:val="single" w:color="auto" w:sz="4" w:space="0"/>
-            <w:insideV w:val="single" w:color="auto" w:sz="4" w:space="0"/>
-          </w:tblBorders>
-          <w:tblCellMar>
-            <w:top w:w="0" w:type="dxa"/>
-            <w:left w:w="108" w:type="dxa"/>
-            <w:bottom w:w="0" w:type="dxa"/>
-            <w:right w:w="108" w:type="dxa"/>
-          </w:tblCellMar>
-        </w:tblPrEx>
-        <w:trPr>
-          <w:trHeight w:val="413" w:hRule="atLeast"/>
-          <w:jc w:val="center"/>
-        </w:trPr>
-        <w:tc>
-          <w:tcPr>
-            <w:tcW w:w="1242" w:type="dxa"/>
-            <w:vAlign w:val="top"/>
-          </w:tcPr>
-          <w:p>
-            <w:pPr>
-              <w:pStyle w:val="17"/>
-              <w:jc w:val="both"/>
-              <w:rPr>
-                <w:rFonts w:asciiTheme="minorEastAsia" w:hAnsiTheme="minorEastAsia" w:eastAsiaTheme="minorEastAsia"/>
-                <w:b/>
-                <w:sz w:val="21"/>
-                <w:szCs w:val="21"/>
-              </w:rPr>
-            </w:pPr>
-            <w:r>
-              <w:rPr>
-                <w:rFonts w:hint="eastAsia" w:asciiTheme="minorEastAsia" w:hAnsiTheme="minorEastAsia" w:eastAsiaTheme="minorEastAsia"/>
-                <w:b/>
-                <w:sz w:val="21"/>
-                <w:szCs w:val="21"/>
-              </w:rPr>
-              <w:t>检测项目</w:t>
-            </w:r>
-          </w:p>
-        </w:tc>
-        <w:tc>
-          <w:tcPr>
-            <w:tcW w:w="8488" w:type="dxa"/>
-            <w:vAlign w:val="center"/>
-          </w:tcPr>
-          <w:p>
-            <w:pPr>
-              <w:pStyle w:val="17"/>
-              <w:rPr>
-                <w:rFonts w:hint="default" w:asciiTheme="minorEastAsia" w:hAnsiTheme="minorEastAsia" w:eastAsiaTheme="minorEastAsia"/>
-                <w:sz w:val="21"/>
-                <w:szCs w:val="21"/>
-                <w:lang w:val="en-US" w:eastAsia="zh-CN"/>
-              </w:rPr>
-            </w:pPr>
-            <w:r>
-              <w:rPr>
-                <w:rFonts w:hint="default" w:asciiTheme="minorEastAsia" w:hAnsiTheme="minorEastAsia" w:eastAsiaTheme="minorEastAsia"/>
-                <w:sz w:val="21"/>
-                <w:szCs w:val="21"/>
-                <w:lang w:val="en-US" w:eastAsia="zh-CN"/>
-              </w:rPr>
-              <w:t>泛实体瘤化疗33基因检测</w:t>
-            </w:r>
-            <w:r>
-              <w:rPr>
-                <w:rFonts w:hint="eastAsia" w:asciiTheme="minorEastAsia" w:hAnsiTheme="minorEastAsia" w:eastAsiaTheme="minorEastAsia"/>
-                <w:sz w:val="21"/>
-                <w:szCs w:val="21"/>
-                <w:lang w:val="en-US" w:eastAsia="zh-CN"/>
-              </w:rPr>
-              <w:t>{% if PDInfo != undefined %}（含PD-L1）{% endif %}</w:t>
             </w:r>
           </w:p>
         </w:tc>
@@ -1627,46 +1625,92 @@
           </w:tblCellMar>
         </w:tblPrEx>
         <w:trPr>
-          <w:trHeight w:val="413" w:hRule="atLeast"/>
+          <w:trHeight w:val="397" w:hRule="atLeast"/>
           <w:jc w:val="center"/>
         </w:trPr>
         <w:tc>
           <w:tcPr>
-            <w:tcW w:w="1242" w:type="dxa"/>
-            <w:vAlign w:val="top"/>
+            <w:tcW w:w="1323" w:type="dxa"/>
+            <w:tcBorders>
+              <w:top w:val="single" w:color="auto" w:sz="4" w:space="0"/>
+              <w:left w:val="nil"/>
+              <w:bottom w:val="single" w:color="auto" w:sz="4" w:space="0"/>
+              <w:right w:val="single" w:color="auto" w:sz="4" w:space="0"/>
+            </w:tcBorders>
+            <w:vAlign w:val="center"/>
           </w:tcPr>
           <w:p>
             <w:pPr>
               <w:pStyle w:val="17"/>
-              <w:jc w:val="both"/>
-              <w:rPr>
-                <w:rFonts w:asciiTheme="minorEastAsia" w:hAnsiTheme="minorEastAsia" w:eastAsiaTheme="minorEastAsia"/>
-                <w:b/>
+              <w:keepNext w:val="0"/>
+              <w:keepLines w:val="0"/>
+              <w:pageBreakBefore w:val="0"/>
+              <w:widowControl/>
+              <w:kinsoku/>
+              <w:wordWrap/>
+              <w:overflowPunct/>
+              <w:topLinePunct w:val="0"/>
+              <w:autoSpaceDE/>
+              <w:autoSpaceDN/>
+              <w:bidi w:val="0"/>
+              <w:adjustRightInd/>
+              <w:snapToGrid/>
+              <w:spacing w:before="0" w:beforeAutospacing="0" w:after="0" w:afterAutospacing="0" w:line="240" w:lineRule="auto"/>
+              <w:jc w:val="center"/>
+              <w:rPr>
+                <w:rFonts w:hint="eastAsia" w:ascii="微软雅黑" w:hAnsi="微软雅黑" w:eastAsia="微软雅黑" w:cs="微软雅黑"/>
+                <w:b/>
+                <w:color w:val="000000"/>
                 <w:sz w:val="21"/>
                 <w:szCs w:val="21"/>
-              </w:rPr>
-            </w:pPr>
-            <w:r>
-              <w:rPr>
-                <w:rFonts w:hint="eastAsia" w:asciiTheme="minorEastAsia" w:hAnsiTheme="minorEastAsia" w:eastAsiaTheme="minorEastAsia"/>
-                <w:b/>
+                <w:lang w:val="en-US" w:eastAsia="zh-CN" w:bidi="ar"/>
+              </w:rPr>
+            </w:pPr>
+            <w:r>
+              <w:rPr>
+                <w:rFonts w:hint="eastAsia" w:ascii="微软雅黑" w:hAnsi="微软雅黑" w:eastAsia="微软雅黑" w:cs="微软雅黑"/>
+                <w:b/>
+                <w:color w:val="000000"/>
                 <w:sz w:val="21"/>
                 <w:szCs w:val="21"/>
-              </w:rPr>
-              <w:t>标本类型</w:t>
-            </w:r>
-          </w:p>
-        </w:tc>
-        <w:tc>
-          <w:tcPr>
-            <w:tcW w:w="8488" w:type="dxa"/>
+                <w:lang w:val="en-US" w:eastAsia="zh-CN" w:bidi="ar"/>
+              </w:rPr>
+              <w:t>检测项目</w:t>
+            </w:r>
+          </w:p>
+        </w:tc>
+        <w:tc>
+          <w:tcPr>
+            <w:tcW w:w="8415" w:type="dxa"/>
+            <w:gridSpan w:val="7"/>
+            <w:tcBorders>
+              <w:top w:val="single" w:color="auto" w:sz="4" w:space="0"/>
+              <w:left w:val="single" w:color="auto" w:sz="4" w:space="0"/>
+              <w:bottom w:val="single" w:color="auto" w:sz="4" w:space="0"/>
+              <w:right w:val="nil"/>
+            </w:tcBorders>
             <w:vAlign w:val="center"/>
           </w:tcPr>
           <w:p>
             <w:pPr>
               <w:pStyle w:val="17"/>
-              <w:rPr>
-                <w:rFonts w:hint="eastAsia" w:asciiTheme="minorEastAsia" w:hAnsiTheme="minorEastAsia" w:eastAsiaTheme="minorEastAsia"/>
+              <w:keepNext w:val="0"/>
+              <w:keepLines w:val="0"/>
+              <w:pageBreakBefore w:val="0"/>
+              <w:widowControl/>
+              <w:kinsoku/>
+              <w:wordWrap/>
+              <w:overflowPunct/>
+              <w:topLinePunct w:val="0"/>
+              <w:autoSpaceDE/>
+              <w:autoSpaceDN/>
+              <w:bidi w:val="0"/>
+              <w:adjustRightInd/>
+              <w:snapToGrid/>
+              <w:spacing w:before="0" w:beforeAutospacing="0" w:after="0" w:afterAutospacing="0" w:line="240" w:lineRule="auto"/>
+              <w:jc w:val="left"/>
+              <w:rPr>
+                <w:rFonts w:hint="eastAsia" w:ascii="微软雅黑" w:hAnsi="微软雅黑" w:eastAsia="微软雅黑" w:cs="微软雅黑"/>
                 <w:sz w:val="21"/>
                 <w:szCs w:val="21"/>
                 <w:lang w:val="en-US" w:eastAsia="zh-CN"/>
@@ -1674,12 +1718,55 @@
             </w:pPr>
             <w:r>
               <w:rPr>
-                <w:rFonts w:hint="eastAsia" w:asciiTheme="minorEastAsia" w:hAnsiTheme="minorEastAsia" w:eastAsiaTheme="minorEastAsia"/>
+                <w:rFonts w:hint="eastAsia" w:ascii="微软雅黑" w:hAnsi="微软雅黑" w:eastAsia="微软雅黑" w:cs="微软雅黑"/>
                 <w:sz w:val="21"/>
                 <w:szCs w:val="21"/>
                 <w:lang w:val="en-US" w:eastAsia="zh-CN"/>
               </w:rPr>
-              <w:t>血液（白细胞）</w:t>
+              <w:t>泛实体瘤多</w:t>
+            </w:r>
+            <w:r>
+              <w:rPr>
+                <w:rFonts w:hint="eastAsia" w:ascii="微软雅黑" w:hAnsi="微软雅黑" w:eastAsia="微软雅黑" w:cs="微软雅黑"/>
+                <w:color w:val="auto"/>
+                <w:sz w:val="21"/>
+                <w:szCs w:val="21"/>
+                <w:lang w:val="en-US" w:eastAsia="zh-CN"/>
+              </w:rPr>
+              <w:t>基因</w:t>
+            </w:r>
+            <w:r>
+              <w:rPr>
+                <w:rFonts w:hint="eastAsia" w:ascii="微软雅黑" w:hAnsi="微软雅黑" w:eastAsia="微软雅黑" w:cs="微软雅黑"/>
+                <w:i w:val="0"/>
+                <w:iCs w:val="0"/>
+                <w:caps w:val="0"/>
+                <w:color w:val="auto"/>
+                <w:spacing w:val="0"/>
+                <w:sz w:val="19"/>
+                <w:szCs w:val="19"/>
+                <w:shd w:val="clear" w:fill="FFFFFF"/>
+              </w:rPr>
+              <w:t>panel</w:t>
+            </w:r>
+            <w:r>
+              <w:rPr>
+                <w:rFonts w:hint="eastAsia" w:ascii="微软雅黑" w:hAnsi="微软雅黑" w:eastAsia="微软雅黑" w:cs="微软雅黑"/>
+                <w:color w:val="auto"/>
+                <w:sz w:val="21"/>
+                <w:szCs w:val="21"/>
+                <w:lang w:val="en-US" w:eastAsia="zh-CN"/>
+              </w:rPr>
+              <w:t>检</w:t>
+            </w:r>
+            <w:r>
+              <w:rPr>
+                <w:rFonts w:hint="eastAsia" w:ascii="微软雅黑" w:hAnsi="微软雅黑" w:eastAsia="微软雅黑" w:cs="微软雅黑"/>
+                <w:sz w:val="21"/>
+                <w:szCs w:val="21"/>
+                <w:lang w:val="en-US" w:eastAsia="zh-CN"/>
+              </w:rPr>
+              <w:t>测</w:t>
             </w:r>
           </w:p>
         </w:tc>
@@ -1702,57 +1789,213 @@
           </w:tblCellMar>
         </w:tblPrEx>
         <w:trPr>
-          <w:trHeight w:val="405" w:hRule="atLeast"/>
+          <w:trHeight w:val="397" w:hRule="atLeast"/>
           <w:jc w:val="center"/>
         </w:trPr>
         <w:tc>
           <w:tcPr>
-            <w:tcW w:w="1242" w:type="dxa"/>
-            <w:vAlign w:val="top"/>
+            <w:tcW w:w="1323" w:type="dxa"/>
+            <w:tcBorders>
+              <w:top w:val="single" w:color="auto" w:sz="4" w:space="0"/>
+              <w:left w:val="nil"/>
+              <w:bottom w:val="single" w:color="auto" w:sz="4" w:space="0"/>
+              <w:right w:val="single" w:color="auto" w:sz="4" w:space="0"/>
+            </w:tcBorders>
+            <w:vAlign w:val="center"/>
           </w:tcPr>
           <w:p>
             <w:pPr>
               <w:pStyle w:val="17"/>
-              <w:jc w:val="both"/>
-              <w:rPr>
-                <w:rFonts w:hint="eastAsia" w:asciiTheme="minorEastAsia" w:hAnsiTheme="minorEastAsia" w:eastAsiaTheme="minorEastAsia"/>
-                <w:b/>
+              <w:keepNext w:val="0"/>
+              <w:keepLines w:val="0"/>
+              <w:pageBreakBefore w:val="0"/>
+              <w:widowControl/>
+              <w:kinsoku/>
+              <w:wordWrap/>
+              <w:overflowPunct/>
+              <w:topLinePunct w:val="0"/>
+              <w:autoSpaceDE/>
+              <w:autoSpaceDN/>
+              <w:bidi w:val="0"/>
+              <w:adjustRightInd/>
+              <w:snapToGrid/>
+              <w:spacing w:before="0" w:beforeAutospacing="0" w:after="0" w:afterAutospacing="0" w:line="240" w:lineRule="auto"/>
+              <w:jc w:val="center"/>
+              <w:rPr>
+                <w:rFonts w:hint="eastAsia" w:ascii="微软雅黑" w:hAnsi="微软雅黑" w:eastAsia="微软雅黑" w:cs="微软雅黑"/>
+                <w:b/>
+                <w:color w:val="000000"/>
                 <w:sz w:val="21"/>
                 <w:szCs w:val="21"/>
-                <w:lang w:eastAsia="zh-CN"/>
-              </w:rPr>
-            </w:pPr>
-            <w:r>
-              <w:rPr>
-                <w:rFonts w:hint="eastAsia" w:asciiTheme="minorEastAsia" w:hAnsiTheme="minorEastAsia" w:eastAsiaTheme="minorEastAsia"/>
-                <w:b/>
+                <w:lang w:val="en-US" w:eastAsia="zh-CN" w:bidi="ar"/>
+              </w:rPr>
+            </w:pPr>
+            <w:r>
+              <w:rPr>
+                <w:rFonts w:hint="eastAsia" w:ascii="微软雅黑" w:hAnsi="微软雅黑" w:eastAsia="微软雅黑" w:cs="微软雅黑"/>
+                <w:b/>
+                <w:color w:val="000000"/>
                 <w:sz w:val="21"/>
                 <w:szCs w:val="21"/>
-              </w:rPr>
-              <w:t>检测</w:t>
-            </w:r>
-            <w:r>
-              <w:rPr>
-                <w:rFonts w:hint="eastAsia" w:asciiTheme="minorEastAsia" w:hAnsiTheme="minorEastAsia" w:eastAsiaTheme="minorEastAsia"/>
-                <w:b/>
+                <w:lang w:val="en-US" w:eastAsia="zh-CN" w:bidi="ar"/>
+              </w:rPr>
+              <w:t>标本类型</w:t>
+            </w:r>
+          </w:p>
+        </w:tc>
+        <w:tc>
+          <w:tcPr>
+            <w:tcW w:w="8415" w:type="dxa"/>
+            <w:gridSpan w:val="7"/>
+            <w:tcBorders>
+              <w:top w:val="single" w:color="auto" w:sz="4" w:space="0"/>
+              <w:left w:val="single" w:color="auto" w:sz="4" w:space="0"/>
+              <w:bottom w:val="single" w:color="auto" w:sz="4" w:space="0"/>
+              <w:right w:val="nil"/>
+            </w:tcBorders>
+            <w:vAlign w:val="center"/>
+          </w:tcPr>
+          <w:p>
+            <w:pPr>
+              <w:pStyle w:val="17"/>
+              <w:keepNext w:val="0"/>
+              <w:keepLines w:val="0"/>
+              <w:pageBreakBefore w:val="0"/>
+              <w:widowControl/>
+              <w:kinsoku/>
+              <w:wordWrap/>
+              <w:overflowPunct/>
+              <w:topLinePunct w:val="0"/>
+              <w:autoSpaceDE/>
+              <w:autoSpaceDN/>
+              <w:bidi w:val="0"/>
+              <w:adjustRightInd/>
+              <w:snapToGrid/>
+              <w:spacing w:before="0" w:beforeAutospacing="0" w:after="0" w:afterAutospacing="0" w:line="240" w:lineRule="auto"/>
+              <w:jc w:val="left"/>
+              <w:rPr>
+                <w:rFonts w:hint="eastAsia" w:ascii="微软雅黑" w:hAnsi="微软雅黑" w:eastAsia="微软雅黑" w:cs="微软雅黑"/>
                 <w:sz w:val="21"/>
                 <w:szCs w:val="21"/>
                 <w:lang w:val="en-US" w:eastAsia="zh-CN"/>
               </w:rPr>
-              <w:t>方法</w:t>
-            </w:r>
-          </w:p>
-        </w:tc>
-        <w:tc>
-          <w:tcPr>
-            <w:tcW w:w="8488" w:type="dxa"/>
+            </w:pPr>
+            <w:r>
+              <w:rPr>
+                <w:rFonts w:hint="eastAsia" w:ascii="微软雅黑" w:hAnsi="微软雅黑" w:eastAsia="微软雅黑" w:cs="微软雅黑"/>
+                <w:sz w:val="21"/>
+                <w:szCs w:val="21"/>
+                <w:lang w:val="en-US" w:eastAsia="zh-CN"/>
+              </w:rPr>
+              <w:t>血液（白细胞）</w:t>
+            </w:r>
+          </w:p>
+        </w:tc>
+      </w:tr>
+      <w:tr>
+        <w:tblPrEx>
+          <w:tblBorders>
+            <w:top w:val="single" w:color="auto" w:sz="4" w:space="0"/>
+            <w:left w:val="none" w:color="auto" w:sz="0" w:space="0"/>
+            <w:bottom w:val="single" w:color="auto" w:sz="4" w:space="0"/>
+            <w:right w:val="none" w:color="auto" w:sz="0" w:space="0"/>
+            <w:insideH w:val="single" w:color="auto" w:sz="4" w:space="0"/>
+            <w:insideV w:val="single" w:color="auto" w:sz="4" w:space="0"/>
+          </w:tblBorders>
+          <w:tblCellMar>
+            <w:top w:w="0" w:type="dxa"/>
+            <w:left w:w="108" w:type="dxa"/>
+            <w:bottom w:w="0" w:type="dxa"/>
+            <w:right w:w="108" w:type="dxa"/>
+          </w:tblCellMar>
+        </w:tblPrEx>
+        <w:trPr>
+          <w:trHeight w:val="397" w:hRule="atLeast"/>
+          <w:jc w:val="center"/>
+        </w:trPr>
+        <w:tc>
+          <w:tcPr>
+            <w:tcW w:w="1323" w:type="dxa"/>
+            <w:tcBorders>
+              <w:top w:val="single" w:color="auto" w:sz="4" w:space="0"/>
+              <w:left w:val="nil"/>
+              <w:bottom w:val="single" w:color="auto" w:sz="4" w:space="0"/>
+              <w:right w:val="single" w:color="auto" w:sz="4" w:space="0"/>
+            </w:tcBorders>
             <w:vAlign w:val="center"/>
           </w:tcPr>
           <w:p>
             <w:pPr>
               <w:pStyle w:val="17"/>
-              <w:rPr>
-                <w:rFonts w:hint="default" w:asciiTheme="minorEastAsia" w:hAnsiTheme="minorEastAsia" w:eastAsiaTheme="minorEastAsia"/>
+              <w:keepNext w:val="0"/>
+              <w:keepLines w:val="0"/>
+              <w:pageBreakBefore w:val="0"/>
+              <w:widowControl/>
+              <w:kinsoku/>
+              <w:wordWrap/>
+              <w:overflowPunct/>
+              <w:topLinePunct w:val="0"/>
+              <w:autoSpaceDE/>
+              <w:autoSpaceDN/>
+              <w:bidi w:val="0"/>
+              <w:adjustRightInd/>
+              <w:snapToGrid/>
+              <w:spacing w:before="0" w:beforeAutospacing="0" w:after="0" w:afterAutospacing="0" w:line="240" w:lineRule="auto"/>
+              <w:jc w:val="center"/>
+              <w:rPr>
+                <w:rFonts w:hint="eastAsia" w:ascii="微软雅黑" w:hAnsi="微软雅黑" w:eastAsia="微软雅黑" w:cs="微软雅黑"/>
+                <w:b/>
+                <w:color w:val="000000"/>
+                <w:sz w:val="21"/>
+                <w:szCs w:val="21"/>
+                <w:lang w:val="en-US" w:eastAsia="zh-CN" w:bidi="ar"/>
+              </w:rPr>
+            </w:pPr>
+            <w:r>
+              <w:rPr>
+                <w:rFonts w:hint="eastAsia" w:ascii="微软雅黑" w:hAnsi="微软雅黑" w:eastAsia="微软雅黑" w:cs="微软雅黑"/>
+                <w:b/>
+                <w:color w:val="000000"/>
+                <w:sz w:val="21"/>
+                <w:szCs w:val="21"/>
+                <w:lang w:val="en-US" w:eastAsia="zh-CN" w:bidi="ar"/>
+              </w:rPr>
+              <w:t>检测方法</w:t>
+            </w:r>
+          </w:p>
+        </w:tc>
+        <w:tc>
+          <w:tcPr>
+            <w:tcW w:w="8415" w:type="dxa"/>
+            <w:gridSpan w:val="7"/>
+            <w:tcBorders>
+              <w:top w:val="single" w:color="auto" w:sz="4" w:space="0"/>
+              <w:left w:val="single" w:color="auto" w:sz="4" w:space="0"/>
+              <w:bottom w:val="single" w:color="auto" w:sz="4" w:space="0"/>
+              <w:right w:val="nil"/>
+            </w:tcBorders>
+            <w:vAlign w:val="center"/>
+          </w:tcPr>
+          <w:p>
+            <w:pPr>
+              <w:pStyle w:val="17"/>
+              <w:keepNext w:val="0"/>
+              <w:keepLines w:val="0"/>
+              <w:pageBreakBefore w:val="0"/>
+              <w:widowControl/>
+              <w:kinsoku/>
+              <w:wordWrap/>
+              <w:overflowPunct/>
+              <w:topLinePunct w:val="0"/>
+              <w:autoSpaceDE/>
+              <w:autoSpaceDN/>
+              <w:bidi w:val="0"/>
+              <w:adjustRightInd/>
+              <w:snapToGrid/>
+              <w:spacing w:before="0" w:beforeAutospacing="0" w:after="0" w:afterAutospacing="0" w:line="240" w:lineRule="auto"/>
+              <w:jc w:val="left"/>
+              <w:rPr>
+                <w:rFonts w:hint="eastAsia" w:ascii="微软雅黑" w:hAnsi="微软雅黑" w:eastAsia="微软雅黑" w:cs="微软雅黑"/>
                 <w:color w:val="000000" w:themeColor="text1"/>
                 <w:sz w:val="21"/>
                 <w:szCs w:val="21"/>
@@ -1766,7 +2009,7 @@
             </w:pPr>
             <w:r>
               <w:rPr>
-                <w:rFonts w:hint="eastAsia" w:asciiTheme="minorEastAsia" w:hAnsiTheme="minorEastAsia" w:eastAsiaTheme="minorEastAsia"/>
+                <w:rFonts w:hint="eastAsia" w:ascii="微软雅黑" w:hAnsi="微软雅黑" w:eastAsia="微软雅黑" w:cs="微软雅黑"/>
                 <w:color w:val="000000" w:themeColor="text1"/>
                 <w:sz w:val="21"/>
                 <w:szCs w:val="21"/>
@@ -1805,26 +2048,49 @@
         </w:trPr>
         <w:tc>
           <w:tcPr>
-            <w:tcW w:w="1242" w:type="dxa"/>
-            <w:vAlign w:val="top"/>
+            <w:tcW w:w="1323" w:type="dxa"/>
+            <w:tcBorders>
+              <w:top w:val="single" w:color="auto" w:sz="4" w:space="0"/>
+              <w:left w:val="nil"/>
+              <w:right w:val="single" w:color="auto" w:sz="4" w:space="0"/>
+            </w:tcBorders>
+            <w:vAlign w:val="center"/>
           </w:tcPr>
           <w:p>
             <w:pPr>
               <w:pStyle w:val="17"/>
-              <w:jc w:val="both"/>
-              <w:rPr>
-                <w:rFonts w:asciiTheme="minorEastAsia" w:hAnsiTheme="minorEastAsia" w:eastAsiaTheme="minorEastAsia"/>
-                <w:b/>
+              <w:keepNext w:val="0"/>
+              <w:keepLines w:val="0"/>
+              <w:pageBreakBefore w:val="0"/>
+              <w:widowControl/>
+              <w:kinsoku/>
+              <w:wordWrap/>
+              <w:overflowPunct/>
+              <w:topLinePunct w:val="0"/>
+              <w:autoSpaceDE/>
+              <w:autoSpaceDN/>
+              <w:bidi w:val="0"/>
+              <w:adjustRightInd/>
+              <w:snapToGrid/>
+              <w:spacing w:before="0" w:beforeAutospacing="0" w:after="0" w:afterAutospacing="0" w:line="240" w:lineRule="auto"/>
+              <w:jc w:val="center"/>
+              <w:rPr>
+                <w:rFonts w:hint="eastAsia" w:ascii="微软雅黑" w:hAnsi="微软雅黑" w:eastAsia="微软雅黑" w:cs="微软雅黑"/>
+                <w:b/>
+                <w:color w:val="000000"/>
                 <w:sz w:val="21"/>
                 <w:szCs w:val="21"/>
-              </w:rPr>
-            </w:pPr>
-            <w:r>
-              <w:rPr>
-                <w:rFonts w:hint="eastAsia" w:asciiTheme="minorEastAsia" w:hAnsiTheme="minorEastAsia" w:eastAsiaTheme="minorEastAsia"/>
-                <w:b/>
+                <w:lang w:val="en-US" w:eastAsia="zh-CN" w:bidi="ar"/>
+              </w:rPr>
+            </w:pPr>
+            <w:r>
+              <w:rPr>
+                <w:rFonts w:hint="eastAsia" w:ascii="微软雅黑" w:hAnsi="微软雅黑" w:eastAsia="微软雅黑" w:cs="微软雅黑"/>
+                <w:b/>
+                <w:color w:val="000000"/>
                 <w:sz w:val="21"/>
                 <w:szCs w:val="21"/>
+                <w:lang w:val="en-US" w:eastAsia="zh-CN" w:bidi="ar"/>
               </w:rPr>
               <w:t>检测内容</w:t>
             </w:r>
@@ -1832,210 +2098,35 @@
         </w:tc>
         <w:tc>
           <w:tcPr>
-            <w:tcW w:w="8488" w:type="dxa"/>
+            <w:tcW w:w="8415" w:type="dxa"/>
+            <w:gridSpan w:val="7"/>
+            <w:tcBorders>
+              <w:top w:val="single" w:color="auto" w:sz="4" w:space="0"/>
+              <w:left w:val="single" w:color="auto" w:sz="4" w:space="0"/>
+              <w:right w:val="nil"/>
+            </w:tcBorders>
+            <w:vAlign w:val="center"/>
           </w:tcPr>
           <w:p>
             <w:pPr>
               <w:pStyle w:val="17"/>
-              <w:spacing w:line="260" w:lineRule="exact"/>
-              <w:rPr>
-                <w:rFonts w:asciiTheme="minorEastAsia" w:hAnsiTheme="minorEastAsia" w:eastAsiaTheme="minorEastAsia"/>
-                <w:color w:val="000000" w:themeColor="text1"/>
-                <w:sz w:val="21"/>
-                <w:szCs w:val="21"/>
-                <w:lang w:eastAsia="zh-CN"/>
-                <w14:textFill>
-                  <w14:solidFill>
-                    <w14:schemeClr w14:val="tx1"/>
-                  </w14:solidFill>
-                </w14:textFill>
-              </w:rPr>
-            </w:pPr>
-            <w:r>
-              <w:rPr>
-                <w:rFonts w:asciiTheme="minorEastAsia" w:hAnsiTheme="minorEastAsia" w:eastAsiaTheme="minorEastAsia"/>
-                <w:color w:val="auto"/>
-                <w:sz w:val="21"/>
-                <w:szCs w:val="21"/>
-                <w:lang w:eastAsia="zh-CN"/>
-              </w:rPr>
-              <w:t>本</w:t>
-            </w:r>
-            <w:r>
-              <w:rPr>
-                <w:rFonts w:hint="eastAsia" w:asciiTheme="minorEastAsia" w:hAnsiTheme="minorEastAsia" w:eastAsiaTheme="minorEastAsia"/>
-                <w:color w:val="auto"/>
-                <w:sz w:val="21"/>
-                <w:szCs w:val="21"/>
-                <w:lang w:val="en-US" w:eastAsia="zh-CN"/>
-              </w:rPr>
-              <w:t>检测项目为泛实体瘤化疗33基因检测，针</w:t>
-            </w:r>
-            <w:r>
-              <w:rPr>
-                <w:rFonts w:asciiTheme="minorEastAsia" w:hAnsiTheme="minorEastAsia" w:eastAsiaTheme="minorEastAsia"/>
-                <w:color w:val="auto"/>
-                <w:sz w:val="21"/>
-                <w:szCs w:val="21"/>
-                <w:lang w:eastAsia="zh-CN"/>
-              </w:rPr>
-              <w:t>对与肿瘤</w:t>
-            </w:r>
-            <w:r>
-              <w:rPr>
-                <w:rFonts w:hint="eastAsia" w:asciiTheme="minorEastAsia" w:hAnsiTheme="minorEastAsia" w:eastAsiaTheme="minorEastAsia"/>
-                <w:color w:val="auto"/>
-                <w:sz w:val="21"/>
-                <w:szCs w:val="21"/>
-                <w:lang w:val="en-US" w:eastAsia="zh-CN"/>
-              </w:rPr>
-              <w:t>化疗用药</w:t>
-            </w:r>
-            <w:r>
-              <w:rPr>
-                <w:rFonts w:asciiTheme="minorEastAsia" w:hAnsiTheme="minorEastAsia" w:eastAsiaTheme="minorEastAsia"/>
-                <w:color w:val="auto"/>
-                <w:sz w:val="21"/>
-                <w:szCs w:val="21"/>
-                <w:lang w:eastAsia="zh-CN"/>
-              </w:rPr>
-              <w:t>密切相关的</w:t>
-            </w:r>
-            <w:r>
-              <w:rPr>
-                <w:rFonts w:hint="eastAsia" w:asciiTheme="minorEastAsia" w:hAnsiTheme="minorEastAsia" w:eastAsiaTheme="minorEastAsia"/>
-                <w:color w:val="auto"/>
-                <w:sz w:val="21"/>
-                <w:szCs w:val="21"/>
-                <w:lang w:val="en-US" w:eastAsia="zh-CN"/>
-              </w:rPr>
-              <w:t>33</w:t>
-            </w:r>
-            <w:r>
-              <w:rPr>
-                <w:rFonts w:asciiTheme="minorEastAsia" w:hAnsiTheme="minorEastAsia" w:eastAsiaTheme="minorEastAsia"/>
-                <w:color w:val="auto"/>
-                <w:sz w:val="21"/>
-                <w:szCs w:val="21"/>
-                <w:lang w:eastAsia="zh-CN"/>
-              </w:rPr>
-              <w:t>个基因进行高通量测序。</w:t>
-            </w:r>
-            <w:r>
-              <w:rPr>
-                <w:rFonts w:hint="eastAsia" w:asciiTheme="minorEastAsia" w:hAnsiTheme="minorEastAsia" w:eastAsiaTheme="minorEastAsia"/>
-                <w:sz w:val="21"/>
-                <w:szCs w:val="21"/>
-                <w:lang w:val="en-US" w:eastAsia="zh-CN"/>
-              </w:rPr>
-              <w:t>{% if PDInfo != undefined %}</w:t>
-            </w:r>
-            <w:r>
-              <w:rPr>
-                <w:rFonts w:hint="eastAsia" w:asciiTheme="minorEastAsia" w:hAnsiTheme="minorEastAsia" w:eastAsiaTheme="minorEastAsia"/>
-                <w:color w:val="000000" w:themeColor="text1"/>
-                <w:sz w:val="21"/>
-                <w:szCs w:val="21"/>
-                <w:lang w:val="en-US" w:eastAsia="zh-CN"/>
-                <w14:textFill>
-                  <w14:solidFill>
-                    <w14:schemeClr w14:val="tx1"/>
-                  </w14:solidFill>
-                </w14:textFill>
-              </w:rPr>
-              <w:t>此外，</w:t>
-            </w:r>
-            <w:r>
-              <w:rPr>
-                <w:rFonts w:hint="eastAsia" w:asciiTheme="minorEastAsia" w:hAnsiTheme="minorEastAsia" w:eastAsiaTheme="minorEastAsia"/>
-                <w:color w:val="000000" w:themeColor="text1"/>
-                <w:sz w:val="21"/>
-                <w:szCs w:val="21"/>
-                <w:lang w:eastAsia="zh-CN"/>
-                <w14:textFill>
-                  <w14:solidFill>
-                    <w14:schemeClr w14:val="tx1"/>
-                  </w14:solidFill>
-                </w14:textFill>
-              </w:rPr>
-              <w:t>本</w:t>
-            </w:r>
-            <w:r>
-              <w:rPr>
-                <w:rFonts w:hint="eastAsia" w:asciiTheme="minorEastAsia" w:hAnsiTheme="minorEastAsia" w:eastAsiaTheme="minorEastAsia"/>
-                <w:color w:val="000000" w:themeColor="text1"/>
-                <w:sz w:val="21"/>
-                <w:szCs w:val="21"/>
-                <w:lang w:val="en-US" w:eastAsia="zh-CN"/>
-                <w14:textFill>
-                  <w14:solidFill>
-                    <w14:schemeClr w14:val="tx1"/>
-                  </w14:solidFill>
-                </w14:textFill>
-              </w:rPr>
-              <w:t>项目也</w:t>
-            </w:r>
-            <w:r>
-              <w:rPr>
-                <w:rFonts w:hint="eastAsia" w:asciiTheme="minorEastAsia" w:hAnsiTheme="minorEastAsia" w:eastAsiaTheme="minorEastAsia"/>
-                <w:color w:val="000000" w:themeColor="text1"/>
-                <w:sz w:val="21"/>
-                <w:szCs w:val="21"/>
-                <w:lang w:eastAsia="zh-CN"/>
-                <w14:textFill>
-                  <w14:solidFill>
-                    <w14:schemeClr w14:val="tx1"/>
-                  </w14:solidFill>
-                </w14:textFill>
-              </w:rPr>
-              <w:t>通过免疫组化检测PD-L1表达</w:t>
-            </w:r>
-            <w:r>
-              <w:rPr>
-                <w:rFonts w:hint="eastAsia" w:asciiTheme="minorEastAsia" w:hAnsiTheme="minorEastAsia" w:eastAsiaTheme="minorEastAsia"/>
-                <w:color w:val="000000" w:themeColor="text1"/>
-                <w:sz w:val="21"/>
-                <w:szCs w:val="21"/>
-                <w:lang w:val="en-US" w:eastAsia="zh-CN"/>
-                <w14:textFill>
-                  <w14:solidFill>
-                    <w14:schemeClr w14:val="tx1"/>
-                  </w14:solidFill>
-                </w14:textFill>
-              </w:rPr>
-              <w:t>情况</w:t>
-            </w:r>
-            <w:r>
-              <w:rPr>
-                <w:rFonts w:hint="eastAsia" w:asciiTheme="minorEastAsia" w:hAnsiTheme="minorEastAsia" w:eastAsiaTheme="minorEastAsia"/>
-                <w:color w:val="000000" w:themeColor="text1"/>
-                <w:sz w:val="21"/>
-                <w:szCs w:val="21"/>
-                <w:lang w:eastAsia="zh-CN"/>
-                <w14:textFill>
-                  <w14:solidFill>
-                    <w14:schemeClr w14:val="tx1"/>
-                  </w14:solidFill>
-                </w14:textFill>
-              </w:rPr>
-              <w:t>。</w:t>
-            </w:r>
-            <w:r>
-              <w:rPr>
-                <w:rFonts w:hint="eastAsia" w:asciiTheme="minorEastAsia" w:hAnsiTheme="minorEastAsia" w:eastAsiaTheme="minorEastAsia"/>
-                <w:sz w:val="21"/>
-                <w:szCs w:val="21"/>
-                <w:lang w:val="en-US" w:eastAsia="zh-CN"/>
-              </w:rPr>
-              <w:t>{% endif %}</w:t>
-            </w:r>
-          </w:p>
-          <w:p>
-            <w:pPr>
-              <w:pStyle w:val="17"/>
-              <w:spacing w:line="260" w:lineRule="exact"/>
-              <w:rPr>
-                <w:rFonts w:asciiTheme="minorEastAsia" w:hAnsiTheme="minorEastAsia" w:eastAsiaTheme="minorEastAsia"/>
+              <w:keepNext w:val="0"/>
+              <w:keepLines w:val="0"/>
+              <w:pageBreakBefore w:val="0"/>
+              <w:widowControl/>
+              <w:kinsoku/>
+              <w:wordWrap/>
+              <w:overflowPunct/>
+              <w:topLinePunct w:val="0"/>
+              <w:autoSpaceDE/>
+              <w:autoSpaceDN/>
+              <w:bidi w:val="0"/>
+              <w:adjustRightInd/>
+              <w:snapToGrid/>
+              <w:spacing w:before="0" w:beforeAutospacing="0" w:after="0" w:afterAutospacing="0" w:line="240" w:lineRule="auto"/>
+              <w:jc w:val="left"/>
+              <w:rPr>
+                <w:rFonts w:hint="eastAsia" w:ascii="微软雅黑" w:hAnsi="微软雅黑" w:eastAsia="微软雅黑" w:cs="微软雅黑"/>
                 <w:color w:val="000000" w:themeColor="text1"/>
                 <w:sz w:val="21"/>
                 <w:szCs w:val="21"/>
@@ -2048,76 +2139,76 @@
             </w:pPr>
             <w:r>
               <w:rPr>
-                <w:rFonts w:asciiTheme="minorEastAsia" w:hAnsiTheme="minorEastAsia" w:eastAsiaTheme="minorEastAsia"/>
-                <w:color w:val="auto"/>
+                <w:rFonts w:hint="eastAsia" w:ascii="微软雅黑" w:hAnsi="微软雅黑" w:eastAsia="微软雅黑" w:cs="微软雅黑"/>
+                <w:color w:val="000000" w:themeColor="text1"/>
                 <w:sz w:val="21"/>
                 <w:szCs w:val="21"/>
-                <w:lang w:eastAsia="zh-CN"/>
-              </w:rPr>
-              <w:t>本报告分析</w:t>
-            </w:r>
-            <w:r>
-              <w:rPr>
-                <w:rFonts w:hint="eastAsia" w:asciiTheme="minorEastAsia" w:hAnsiTheme="minorEastAsia" w:eastAsiaTheme="minorEastAsia"/>
-                <w:color w:val="auto"/>
+                <w14:textFill>
+                  <w14:solidFill>
+                    <w14:schemeClr w14:val="tx1"/>
+                  </w14:solidFill>
+                </w14:textFill>
+              </w:rPr>
+              <w:t>本检测项目为泛实体瘤化疗33基因检测，针对与肿瘤化疗用药密切相关的33个基因进行高通量测序。{% if PDInfo != undefined %}此外，本项目也通过免疫组化检测PD-L1表达情况。{% endif %}</w:t>
+            </w:r>
+          </w:p>
+          <w:p>
+            <w:pPr>
+              <w:pStyle w:val="17"/>
+              <w:keepNext w:val="0"/>
+              <w:keepLines w:val="0"/>
+              <w:pageBreakBefore w:val="0"/>
+              <w:widowControl/>
+              <w:kinsoku/>
+              <w:wordWrap/>
+              <w:overflowPunct/>
+              <w:topLinePunct w:val="0"/>
+              <w:autoSpaceDE/>
+              <w:autoSpaceDN/>
+              <w:bidi w:val="0"/>
+              <w:adjustRightInd/>
+              <w:snapToGrid/>
+              <w:spacing w:before="0" w:beforeAutospacing="0" w:after="0" w:afterAutospacing="0" w:line="240" w:lineRule="auto"/>
+              <w:jc w:val="left"/>
+              <w:rPr>
+                <w:rFonts w:hint="eastAsia" w:ascii="微软雅黑" w:hAnsi="微软雅黑" w:eastAsia="微软雅黑" w:cs="微软雅黑"/>
+                <w:color w:val="000000" w:themeColor="text1"/>
                 <w:sz w:val="21"/>
                 <w:szCs w:val="21"/>
-                <w:lang w:val="en-US" w:eastAsia="zh-CN"/>
-              </w:rPr>
-              <w:t>胚系基因变异并输出</w:t>
-            </w:r>
-            <w:r>
-              <w:rPr>
-                <w:rFonts w:asciiTheme="minorEastAsia" w:hAnsiTheme="minorEastAsia" w:eastAsiaTheme="minorEastAsia"/>
-                <w:color w:val="auto"/>
+                <w14:textFill>
+                  <w14:solidFill>
+                    <w14:schemeClr w14:val="tx1"/>
+                  </w14:solidFill>
+                </w14:textFill>
+              </w:rPr>
+            </w:pPr>
+            <w:r>
+              <w:rPr>
+                <w:rFonts w:hint="eastAsia" w:ascii="微软雅黑" w:hAnsi="微软雅黑" w:eastAsia="微软雅黑" w:cs="微软雅黑"/>
+                <w:color w:val="000000" w:themeColor="text1"/>
                 <w:sz w:val="21"/>
                 <w:szCs w:val="21"/>
-                <w:lang w:eastAsia="zh-CN"/>
-              </w:rPr>
-              <w:t>化疗药物的用药提示信息，</w:t>
-            </w:r>
-            <w:r>
-              <w:rPr>
-                <w:rFonts w:hint="eastAsia" w:asciiTheme="minorEastAsia" w:hAnsiTheme="minorEastAsia" w:eastAsiaTheme="minorEastAsia"/>
-                <w:sz w:val="21"/>
-                <w:szCs w:val="21"/>
-                <w:lang w:val="en-US" w:eastAsia="zh-CN"/>
-              </w:rPr>
-              <w:t>{% if PDInfo != undefined %}</w:t>
-            </w:r>
-            <w:r>
-              <w:rPr>
-                <w:rFonts w:hint="eastAsia" w:asciiTheme="minorEastAsia" w:hAnsiTheme="minorEastAsia" w:eastAsiaTheme="minorEastAsia"/>
-                <w:color w:val="auto"/>
-                <w:sz w:val="21"/>
-                <w:szCs w:val="21"/>
-                <w:lang w:val="en-US" w:eastAsia="zh-CN"/>
-              </w:rPr>
-              <w:t>并通过检测PD-L1表达情况提示免疫类药物用药指导，</w:t>
-            </w:r>
-            <w:r>
-              <w:rPr>
-                <w:rFonts w:hint="eastAsia" w:asciiTheme="minorEastAsia" w:hAnsiTheme="minorEastAsia" w:eastAsiaTheme="minorEastAsia"/>
-                <w:sz w:val="21"/>
-                <w:szCs w:val="21"/>
-                <w:lang w:val="en-US" w:eastAsia="zh-CN"/>
-              </w:rPr>
-              <w:t>{% endif %}</w:t>
-            </w:r>
-            <w:r>
-              <w:rPr>
-                <w:rFonts w:asciiTheme="minorEastAsia" w:hAnsiTheme="minorEastAsia" w:eastAsiaTheme="minorEastAsia"/>
-                <w:color w:val="auto"/>
-                <w:sz w:val="21"/>
-                <w:szCs w:val="21"/>
-                <w:lang w:eastAsia="zh-CN"/>
-              </w:rPr>
-              <w:t>从而为临床制定治疗方案提供参考信息。</w:t>
+                <w14:textFill>
+                  <w14:solidFill>
+                    <w14:schemeClr w14:val="tx1"/>
+                  </w14:solidFill>
+                </w14:textFill>
+              </w:rPr>
+              <w:t>本报告分析胚系基因变异并输出化疗药物的用药提示信息，{% if PDInfo != undefined %}并通过检测PD-L1表达情况提示免疫类药物用药指导，{% endif %}从而为临床制定治疗方案提供参考信息。</w:t>
             </w:r>
           </w:p>
         </w:tc>
       </w:tr>
     </w:tbl>
+    <w:p>
+      <w:pPr>
+        <w:rPr>
+          <w:rFonts w:hint="eastAsia" w:ascii="微软雅黑" w:hAnsi="微软雅黑" w:eastAsia="微软雅黑" w:cs="微软雅黑"/>
+        </w:rPr>
+      </w:pPr>
+      <w:bookmarkStart w:id="29" w:name="_GoBack"/>
+      <w:bookmarkEnd w:id="29"/>
+    </w:p>
     <w:p>
       <w:pPr>
         <w:rPr>
@@ -2846,12 +2937,6 @@
             <w:insideH w:val="none" w:color="auto" w:sz="0" w:space="0"/>
             <w:insideV w:val="none" w:color="auto" w:sz="0" w:space="0"/>
           </w:tblBorders>
-          <w:tblCellMar>
-            <w:top w:w="0" w:type="dxa"/>
-            <w:left w:w="108" w:type="dxa"/>
-            <w:bottom w:w="0" w:type="dxa"/>
-            <w:right w:w="108" w:type="dxa"/>
-          </w:tblCellMar>
         </w:tblPrEx>
         <w:trPr>
           <w:jc w:val="center"/>
@@ -2978,8 +3063,6 @@
           <w:lang w:eastAsia="zh-CN"/>
         </w:rPr>
       </w:pPr>
-      <w:bookmarkStart w:id="29" w:name="_GoBack"/>
-      <w:bookmarkEnd w:id="29"/>
       <w:r>
         <w:rPr>
           <w:rFonts w:ascii="Times New Roman" w:hAnsi="Times New Roman" w:eastAsia="微软雅黑" w:cs="Times New Roman"/>
@@ -3003,10 +3086,10 @@
           <w:lang w:eastAsia="zh-CN"/>
         </w:rPr>
       </w:pPr>
-      <w:bookmarkStart w:id="4" w:name="_Toc9387"/>
-      <w:bookmarkStart w:id="5" w:name="_Toc20034"/>
-      <w:bookmarkStart w:id="6" w:name="_Toc10223"/>
-      <w:bookmarkStart w:id="7" w:name="_Toc106719764"/>
+      <w:bookmarkStart w:id="4" w:name="_Toc10223"/>
+      <w:bookmarkStart w:id="5" w:name="_Toc9387"/>
+      <w:bookmarkStart w:id="6" w:name="_Toc106719764"/>
+      <w:bookmarkStart w:id="7" w:name="_Toc20034"/>
       <w:r>
         <w:rPr>
           <w:rFonts w:hint="eastAsia" w:ascii="Times New Roman" w:hAnsi="Times New Roman" w:eastAsia="微软雅黑" w:cs="Times New Roman"/>
@@ -3597,13 +3680,6 @@
             <w:insideH w:val="dashed" w:color="244061" w:sz="4" w:space="0"/>
             <w:insideV w:val="dashed" w:color="244061" w:sz="4" w:space="0"/>
           </w:tblBorders>
-          <w:shd w:val="clear" w:color="auto" w:fill="auto"/>
-          <w:tblCellMar>
-            <w:top w:w="0" w:type="dxa"/>
-            <w:left w:w="108" w:type="dxa"/>
-            <w:bottom w:w="0" w:type="dxa"/>
-            <w:right w:w="108" w:type="dxa"/>
-          </w:tblCellMar>
         </w:tblPrEx>
         <w:trPr>
           <w:trHeight w:val="388" w:hRule="exact"/>
@@ -3767,7 +3843,6 @@
             <w:insideH w:val="dashed" w:color="244061" w:sz="4" w:space="0"/>
             <w:insideV w:val="dashed" w:color="244061" w:sz="4" w:space="0"/>
           </w:tblBorders>
-          <w:shd w:val="clear" w:color="auto" w:fill="auto"/>
           <w:tblCellMar>
             <w:top w:w="0" w:type="dxa"/>
             <w:left w:w="108" w:type="dxa"/>
@@ -4019,7 +4094,6 @@
             <w:insideH w:val="dashed" w:color="244061" w:sz="4" w:space="0"/>
             <w:insideV w:val="dashed" w:color="244061" w:sz="4" w:space="0"/>
           </w:tblBorders>
-          <w:shd w:val="clear" w:color="auto" w:fill="auto"/>
           <w:tblCellMar>
             <w:top w:w="0" w:type="dxa"/>
             <w:left w:w="108" w:type="dxa"/>
@@ -5391,8 +5465,8 @@
           <w:lang w:eastAsia="zh-CN"/>
         </w:rPr>
       </w:pPr>
-      <w:bookmarkStart w:id="8" w:name="_Toc527112385"/>
-      <w:bookmarkStart w:id="9" w:name="_Toc526855037"/>
+      <w:bookmarkStart w:id="8" w:name="_Toc526855037"/>
+      <w:bookmarkStart w:id="9" w:name="_Toc527112385"/>
       <w:bookmarkStart w:id="10" w:name="_Toc534637498"/>
       <w:bookmarkStart w:id="11" w:name="_Toc25428"/>
       <w:r>
@@ -7770,9 +7844,9 @@
           <w:lang w:val="en-US" w:eastAsia="zh-CN"/>
         </w:rPr>
       </w:pPr>
-      <w:bookmarkStart w:id="12" w:name="_Toc526855038"/>
-      <w:bookmarkStart w:id="13" w:name="_Toc534637499"/>
-      <w:bookmarkStart w:id="14" w:name="_Toc527112386"/>
+      <w:bookmarkStart w:id="12" w:name="_Toc534637499"/>
+      <w:bookmarkStart w:id="13" w:name="_Toc527112386"/>
+      <w:bookmarkStart w:id="14" w:name="_Toc526855038"/>
       <w:r>
         <w:rPr>
           <w:rFonts w:hint="eastAsia" w:ascii="微软雅黑" w:hAnsi="微软雅黑" w:eastAsia="微软雅黑" w:cs="微软雅黑"/>
@@ -10125,11 +10199,11 @@
       </w:pPr>
       <w:bookmarkStart w:id="15" w:name="_Toc28910_WPSOffice_Level1"/>
       <w:bookmarkStart w:id="16" w:name="_Toc7549"/>
-      <w:bookmarkStart w:id="17" w:name="_Toc19099"/>
-      <w:bookmarkStart w:id="18" w:name="_Toc22458"/>
-      <w:bookmarkStart w:id="19" w:name="_Toc30533"/>
-      <w:bookmarkStart w:id="20" w:name="_Toc16368_WPSOffice_Level1"/>
-      <w:bookmarkStart w:id="21" w:name="_Toc22484_WPSOffice_Level1"/>
+      <w:bookmarkStart w:id="17" w:name="_Toc16368_WPSOffice_Level1"/>
+      <w:bookmarkStart w:id="18" w:name="_Toc22484_WPSOffice_Level1"/>
+      <w:bookmarkStart w:id="19" w:name="_Toc19099"/>
+      <w:bookmarkStart w:id="20" w:name="_Toc30533"/>
+      <w:bookmarkStart w:id="21" w:name="_Toc22458"/>
       <w:r>
         <w:rPr>
           <w:rFonts w:hint="eastAsia" w:ascii="微软雅黑" w:hAnsi="微软雅黑" w:eastAsia="微软雅黑" w:cs="微软雅黑"/>
@@ -10712,13 +10786,13 @@
                 <w:szCs w:val="18"/>
               </w:rPr>
             </w:pPr>
-            <w:bookmarkStart w:id="22" w:name="_Toc25864_WPSOffice_Level2"/>
-            <w:bookmarkStart w:id="23" w:name="_Toc29205_WPSOffice_Level2"/>
-            <w:bookmarkStart w:id="24" w:name="_Toc2822_WPSOffice_Level2"/>
-            <w:bookmarkStart w:id="25" w:name="_Toc26578_WPSOffice_Level2"/>
-            <w:bookmarkStart w:id="26" w:name="_Toc12087_WPSOffice_Level2"/>
+            <w:bookmarkStart w:id="22" w:name="_Toc14645_WPSOffice_Level2"/>
+            <w:bookmarkStart w:id="23" w:name="_Toc26578_WPSOffice_Level2"/>
+            <w:bookmarkStart w:id="24" w:name="_Toc25864_WPSOffice_Level2"/>
+            <w:bookmarkStart w:id="25" w:name="_Toc12087_WPSOffice_Level2"/>
+            <w:bookmarkStart w:id="26" w:name="_Toc29205_WPSOffice_Level2"/>
             <w:bookmarkStart w:id="27" w:name="_Toc31138_WPSOffice_Level2"/>
-            <w:bookmarkStart w:id="28" w:name="_Toc14645_WPSOffice_Level2"/>
+            <w:bookmarkStart w:id="28" w:name="_Toc2822_WPSOffice_Level2"/>
             <w:r>
               <w:rPr>
                 <w:rFonts w:hint="eastAsia" w:ascii="Times New Roman" w:hAnsi="Times New Roman" w:eastAsia="微软雅黑" w:cs="Times New Roman"/>

--- a/WebContent/docx/泛实体瘤化疗33基因+PDL1检测报告-三峡.docx
+++ b/WebContent/docx/泛实体瘤化疗33基因+PDL1检测报告-三峡.docx
@@ -393,14 +393,14 @@
         </w:tblCellMar>
       </w:tblPr>
       <w:tblGrid>
-        <w:gridCol w:w="1177"/>
-        <w:gridCol w:w="1039"/>
-        <w:gridCol w:w="1040"/>
-        <w:gridCol w:w="1037"/>
-        <w:gridCol w:w="1039"/>
-        <w:gridCol w:w="1039"/>
-        <w:gridCol w:w="1030"/>
-        <w:gridCol w:w="2271"/>
+        <w:gridCol w:w="1216"/>
+        <w:gridCol w:w="1079"/>
+        <w:gridCol w:w="1081"/>
+        <w:gridCol w:w="1077"/>
+        <w:gridCol w:w="1079"/>
+        <w:gridCol w:w="1079"/>
+        <w:gridCol w:w="1070"/>
+        <w:gridCol w:w="1991"/>
       </w:tblGrid>
       <w:tr>
         <w:tblPrEx>
@@ -888,8 +888,34 @@
                 <w:szCs w:val="21"/>
                 <w:lang w:bidi="ar"/>
               </w:rPr>
-              <w:t>{{ template_subbarcode }}</w:t>
-            </w:r>
+              <w:t xml:space="preserve">{{ </w:t>
+            </w:r>
+            <w:r>
+              <w:rPr>
+                <w:rFonts w:hint="eastAsia" w:ascii="微软雅黑" w:hAnsi="微软雅黑" w:eastAsia="微软雅黑" w:cs="微软雅黑"/>
+                <w:b w:val="0"/>
+                <w:bCs/>
+                <w:color w:val="000000"/>
+                <w:sz w:val="21"/>
+                <w:szCs w:val="21"/>
+                <w:lang w:val="en-US" w:eastAsia="zh-CN" w:bidi="ar"/>
+              </w:rPr>
+              <w:t>sample.patient_id</w:t>
+            </w:r>
+            <w:r>
+              <w:rPr>
+                <w:rFonts w:hint="eastAsia" w:ascii="微软雅黑" w:hAnsi="微软雅黑" w:eastAsia="微软雅黑" w:cs="微软雅黑"/>
+                <w:b w:val="0"/>
+                <w:bCs/>
+                <w:color w:val="000000"/>
+                <w:sz w:val="21"/>
+                <w:szCs w:val="21"/>
+                <w:lang w:bidi="ar"/>
+              </w:rPr>
+              <w:t xml:space="preserve"> }}</w:t>
+            </w:r>
+            <w:bookmarkStart w:id="29" w:name="_GoBack"/>
+            <w:bookmarkEnd w:id="29"/>
           </w:p>
         </w:tc>
       </w:tr>
@@ -2206,8 +2232,6 @@
           <w:rFonts w:hint="eastAsia" w:ascii="微软雅黑" w:hAnsi="微软雅黑" w:eastAsia="微软雅黑" w:cs="微软雅黑"/>
         </w:rPr>
       </w:pPr>
-      <w:bookmarkStart w:id="29" w:name="_GoBack"/>
-      <w:bookmarkEnd w:id="29"/>
     </w:p>
     <w:p>
       <w:pPr>
@@ -2937,6 +2961,12 @@
             <w:insideH w:val="none" w:color="auto" w:sz="0" w:space="0"/>
             <w:insideV w:val="none" w:color="auto" w:sz="0" w:space="0"/>
           </w:tblBorders>
+          <w:tblCellMar>
+            <w:top w:w="0" w:type="dxa"/>
+            <w:left w:w="108" w:type="dxa"/>
+            <w:bottom w:w="0" w:type="dxa"/>
+            <w:right w:w="108" w:type="dxa"/>
+          </w:tblCellMar>
         </w:tblPrEx>
         <w:trPr>
           <w:jc w:val="center"/>
@@ -3086,10 +3116,10 @@
           <w:lang w:eastAsia="zh-CN"/>
         </w:rPr>
       </w:pPr>
-      <w:bookmarkStart w:id="4" w:name="_Toc10223"/>
+      <w:bookmarkStart w:id="4" w:name="_Toc106719764"/>
       <w:bookmarkStart w:id="5" w:name="_Toc9387"/>
-      <w:bookmarkStart w:id="6" w:name="_Toc106719764"/>
-      <w:bookmarkStart w:id="7" w:name="_Toc20034"/>
+      <w:bookmarkStart w:id="6" w:name="_Toc20034"/>
+      <w:bookmarkStart w:id="7" w:name="_Toc10223"/>
       <w:r>
         <w:rPr>
           <w:rFonts w:hint="eastAsia" w:ascii="Times New Roman" w:hAnsi="Times New Roman" w:eastAsia="微软雅黑" w:cs="Times New Roman"/>
@@ -3680,6 +3710,13 @@
             <w:insideH w:val="dashed" w:color="244061" w:sz="4" w:space="0"/>
             <w:insideV w:val="dashed" w:color="244061" w:sz="4" w:space="0"/>
           </w:tblBorders>
+          <w:shd w:val="clear" w:color="auto" w:fill="auto"/>
+          <w:tblCellMar>
+            <w:top w:w="0" w:type="dxa"/>
+            <w:left w:w="108" w:type="dxa"/>
+            <w:bottom w:w="0" w:type="dxa"/>
+            <w:right w:w="108" w:type="dxa"/>
+          </w:tblCellMar>
         </w:tblPrEx>
         <w:trPr>
           <w:trHeight w:val="388" w:hRule="exact"/>
@@ -3843,6 +3880,7 @@
             <w:insideH w:val="dashed" w:color="244061" w:sz="4" w:space="0"/>
             <w:insideV w:val="dashed" w:color="244061" w:sz="4" w:space="0"/>
           </w:tblBorders>
+          <w:shd w:val="clear" w:color="auto" w:fill="auto"/>
           <w:tblCellMar>
             <w:top w:w="0" w:type="dxa"/>
             <w:left w:w="108" w:type="dxa"/>
@@ -4094,6 +4132,7 @@
             <w:insideH w:val="dashed" w:color="244061" w:sz="4" w:space="0"/>
             <w:insideV w:val="dashed" w:color="244061" w:sz="4" w:space="0"/>
           </w:tblBorders>
+          <w:shd w:val="clear" w:color="auto" w:fill="auto"/>
           <w:tblCellMar>
             <w:top w:w="0" w:type="dxa"/>
             <w:left w:w="108" w:type="dxa"/>
@@ -5465,9 +5504,9 @@
           <w:lang w:eastAsia="zh-CN"/>
         </w:rPr>
       </w:pPr>
-      <w:bookmarkStart w:id="8" w:name="_Toc526855037"/>
-      <w:bookmarkStart w:id="9" w:name="_Toc527112385"/>
-      <w:bookmarkStart w:id="10" w:name="_Toc534637498"/>
+      <w:bookmarkStart w:id="8" w:name="_Toc527112385"/>
+      <w:bookmarkStart w:id="9" w:name="_Toc534637498"/>
+      <w:bookmarkStart w:id="10" w:name="_Toc526855037"/>
       <w:bookmarkStart w:id="11" w:name="_Toc25428"/>
       <w:r>
         <w:rPr>
@@ -5623,12 +5662,6 @@
             <w:insideH w:val="dashed" w:color="244061" w:sz="4" w:space="0"/>
             <w:insideV w:val="dashed" w:color="244061" w:sz="4" w:space="0"/>
           </w:tblBorders>
-          <w:tblCellMar>
-            <w:top w:w="0" w:type="dxa"/>
-            <w:left w:w="0" w:type="dxa"/>
-            <w:bottom w:w="0" w:type="dxa"/>
-            <w:right w:w="0" w:type="dxa"/>
-          </w:tblCellMar>
         </w:tblPrEx>
         <w:trPr>
           <w:trHeight w:val="435" w:hRule="atLeast"/>
@@ -7844,9 +7877,9 @@
           <w:lang w:val="en-US" w:eastAsia="zh-CN"/>
         </w:rPr>
       </w:pPr>
-      <w:bookmarkStart w:id="12" w:name="_Toc534637499"/>
+      <w:bookmarkStart w:id="12" w:name="_Toc526855038"/>
       <w:bookmarkStart w:id="13" w:name="_Toc527112386"/>
-      <w:bookmarkStart w:id="14" w:name="_Toc526855038"/>
+      <w:bookmarkStart w:id="14" w:name="_Toc534637499"/>
       <w:r>
         <w:rPr>
           <w:rFonts w:hint="eastAsia" w:ascii="微软雅黑" w:hAnsi="微软雅黑" w:eastAsia="微软雅黑" w:cs="微软雅黑"/>
@@ -10199,11 +10232,11 @@
       </w:pPr>
       <w:bookmarkStart w:id="15" w:name="_Toc28910_WPSOffice_Level1"/>
       <w:bookmarkStart w:id="16" w:name="_Toc7549"/>
-      <w:bookmarkStart w:id="17" w:name="_Toc16368_WPSOffice_Level1"/>
-      <w:bookmarkStart w:id="18" w:name="_Toc22484_WPSOffice_Level1"/>
-      <w:bookmarkStart w:id="19" w:name="_Toc19099"/>
-      <w:bookmarkStart w:id="20" w:name="_Toc30533"/>
-      <w:bookmarkStart w:id="21" w:name="_Toc22458"/>
+      <w:bookmarkStart w:id="17" w:name="_Toc30533"/>
+      <w:bookmarkStart w:id="18" w:name="_Toc22458"/>
+      <w:bookmarkStart w:id="19" w:name="_Toc16368_WPSOffice_Level1"/>
+      <w:bookmarkStart w:id="20" w:name="_Toc19099"/>
+      <w:bookmarkStart w:id="21" w:name="_Toc22484_WPSOffice_Level1"/>
       <w:r>
         <w:rPr>
           <w:rFonts w:hint="eastAsia" w:ascii="微软雅黑" w:hAnsi="微软雅黑" w:eastAsia="微软雅黑" w:cs="微软雅黑"/>
@@ -10787,12 +10820,12 @@
               </w:rPr>
             </w:pPr>
             <w:bookmarkStart w:id="22" w:name="_Toc14645_WPSOffice_Level2"/>
-            <w:bookmarkStart w:id="23" w:name="_Toc26578_WPSOffice_Level2"/>
-            <w:bookmarkStart w:id="24" w:name="_Toc25864_WPSOffice_Level2"/>
+            <w:bookmarkStart w:id="23" w:name="_Toc31138_WPSOffice_Level2"/>
+            <w:bookmarkStart w:id="24" w:name="_Toc29205_WPSOffice_Level2"/>
             <w:bookmarkStart w:id="25" w:name="_Toc12087_WPSOffice_Level2"/>
-            <w:bookmarkStart w:id="26" w:name="_Toc29205_WPSOffice_Level2"/>
-            <w:bookmarkStart w:id="27" w:name="_Toc31138_WPSOffice_Level2"/>
-            <w:bookmarkStart w:id="28" w:name="_Toc2822_WPSOffice_Level2"/>
+            <w:bookmarkStart w:id="26" w:name="_Toc25864_WPSOffice_Level2"/>
+            <w:bookmarkStart w:id="27" w:name="_Toc2822_WPSOffice_Level2"/>
+            <w:bookmarkStart w:id="28" w:name="_Toc26578_WPSOffice_Level2"/>
             <w:r>
               <w:rPr>
                 <w:rFonts w:hint="eastAsia" w:ascii="Times New Roman" w:hAnsi="Times New Roman" w:eastAsia="微软雅黑" w:cs="Times New Roman"/>
